--- a/Психологический_центр_готово/01_Лабораторная_1_Сетевое_анкетирование/Лабораторная1_Отчет_сетевое_анкетирование.docx
+++ b/Психологический_центр_готово/01_Лабораторная_1_Сетевое_анкетирование/Лабораторная1_Отчет_сетевое_анкетирование.docx
@@ -85,7 +85,7 @@
     </w:p>
     <w:p>
       <w:r>
-        <w:t>https://docs.google.com/forms/d/e/1FAIpQLSe0oX0oEvjGYzM3l64gNccCgbLFiAm_FGf6AoDJIpr168NVzg/viewform</w:t>
+        <w:t>https://docs.google.com/forms/d/e/1FAIpQLScvyQ4Vzx3cxv3eQUqYjEYiqod6y7ALnRlsZYiTavVku9sEsA/viewform</w:t>
       </w:r>
     </w:p>
     <w:p>

--- a/Психологический_центр_готово/01_Лабораторная_1_Сетевое_анкетирование/Лабораторная1_Отчет_сетевое_анкетирование.docx
+++ b/Психологический_центр_готово/01_Лабораторная_1_Сетевое_анкетирование/Лабораторная1_Отчет_сетевое_анкетирование.docx
@@ -138,13 +138,7 @@
             <w:shd w:fill="DDEDEA"/>
           </w:tcPr>
           <w:p>
-            <w:r/>
-            <w:r>
-              <w:rPr>
-                <w:rFonts w:ascii="Times New Roman" w:hAnsi="Times New Roman"/>
-                <w:b/>
-                <w:sz w:val="20"/>
-              </w:rPr>
+            <w:r>
               <w:t>N</w:t>
             </w:r>
           </w:p>
@@ -156,13 +150,7 @@
             <w:shd w:fill="DDEDEA"/>
           </w:tcPr>
           <w:p>
-            <w:r/>
-            <w:r>
-              <w:rPr>
-                <w:rFonts w:ascii="Times New Roman" w:hAnsi="Times New Roman"/>
-                <w:b/>
-                <w:sz w:val="20"/>
-              </w:rPr>
+            <w:r>
               <w:t>Вопрос</w:t>
             </w:r>
           </w:p>
@@ -174,13 +162,7 @@
             <w:shd w:fill="DDEDEA"/>
           </w:tcPr>
           <w:p>
-            <w:r/>
-            <w:r>
-              <w:rPr>
-                <w:rFonts w:ascii="Times New Roman" w:hAnsi="Times New Roman"/>
-                <w:b/>
-                <w:sz w:val="20"/>
-              </w:rPr>
+            <w:r>
               <w:t>Тип вопроса</w:t>
             </w:r>
           </w:p>
@@ -192,13 +174,7 @@
             <w:shd w:fill="DDEDEA"/>
           </w:tcPr>
           <w:p>
-            <w:r/>
-            <w:r>
-              <w:rPr>
-                <w:rFonts w:ascii="Times New Roman" w:hAnsi="Times New Roman"/>
-                <w:b/>
-                <w:sz w:val="20"/>
-              </w:rPr>
+            <w:r>
               <w:t>Обязательный</w:t>
             </w:r>
           </w:p>
@@ -211,13 +187,7 @@
             <w:vAlign w:val="center"/>
           </w:tcPr>
           <w:p>
-            <w:r/>
-            <w:r>
-              <w:rPr>
-                <w:rFonts w:ascii="Times New Roman" w:hAnsi="Times New Roman"/>
-                <w:b w:val="0"/>
-                <w:sz w:val="20"/>
-              </w:rPr>
+            <w:r>
               <w:t>1</w:t>
             </w:r>
           </w:p>
@@ -228,13 +198,7 @@
             <w:vAlign w:val="center"/>
           </w:tcPr>
           <w:p>
-            <w:r/>
-            <w:r>
-              <w:rPr>
-                <w:rFonts w:ascii="Times New Roman" w:hAnsi="Times New Roman"/>
-                <w:b w:val="0"/>
-                <w:sz w:val="20"/>
-              </w:rPr>
+            <w:r>
               <w:t>Я могу долго работать без устали.</w:t>
             </w:r>
           </w:p>
@@ -245,13 +209,7 @@
             <w:vAlign w:val="center"/>
           </w:tcPr>
           <w:p>
-            <w:r/>
-            <w:r>
-              <w:rPr>
-                <w:rFonts w:ascii="Times New Roman" w:hAnsi="Times New Roman"/>
-                <w:b w:val="0"/>
-                <w:sz w:val="20"/>
-              </w:rPr>
+            <w:r>
               <w:t>Один из списка: Да/Нет</w:t>
             </w:r>
           </w:p>
@@ -262,13 +220,7 @@
             <w:vAlign w:val="center"/>
           </w:tcPr>
           <w:p>
-            <w:r/>
-            <w:r>
-              <w:rPr>
-                <w:rFonts w:ascii="Times New Roman" w:hAnsi="Times New Roman"/>
-                <w:b w:val="0"/>
-                <w:sz w:val="20"/>
-              </w:rPr>
+            <w:r>
               <w:t>Да</w:t>
             </w:r>
           </w:p>
@@ -281,13 +233,7 @@
             <w:vAlign w:val="center"/>
           </w:tcPr>
           <w:p>
-            <w:r/>
-            <w:r>
-              <w:rPr>
-                <w:rFonts w:ascii="Times New Roman" w:hAnsi="Times New Roman"/>
-                <w:b w:val="0"/>
-                <w:sz w:val="20"/>
-              </w:rPr>
+            <w:r>
               <w:t>2</w:t>
             </w:r>
           </w:p>
@@ -298,13 +244,7 @@
             <w:vAlign w:val="center"/>
           </w:tcPr>
           <w:p>
-            <w:r/>
-            <w:r>
-              <w:rPr>
-                <w:rFonts w:ascii="Times New Roman" w:hAnsi="Times New Roman"/>
-                <w:b w:val="0"/>
-                <w:sz w:val="20"/>
-              </w:rPr>
+            <w:r>
               <w:t>Я всегда выполняю то, что обещаю, независимо от испытываемых в связи с этим неудобств.</w:t>
             </w:r>
           </w:p>
@@ -315,13 +255,7 @@
             <w:vAlign w:val="center"/>
           </w:tcPr>
           <w:p>
-            <w:r/>
-            <w:r>
-              <w:rPr>
-                <w:rFonts w:ascii="Times New Roman" w:hAnsi="Times New Roman"/>
-                <w:b w:val="0"/>
-                <w:sz w:val="20"/>
-              </w:rPr>
+            <w:r>
               <w:t>Один из списка: Да/Нет</w:t>
             </w:r>
           </w:p>
@@ -332,13 +266,7 @@
             <w:vAlign w:val="center"/>
           </w:tcPr>
           <w:p>
-            <w:r/>
-            <w:r>
-              <w:rPr>
-                <w:rFonts w:ascii="Times New Roman" w:hAnsi="Times New Roman"/>
-                <w:b w:val="0"/>
-                <w:sz w:val="20"/>
-              </w:rPr>
+            <w:r>
               <w:t>Да</w:t>
             </w:r>
           </w:p>
@@ -351,13 +279,7 @@
             <w:vAlign w:val="center"/>
           </w:tcPr>
           <w:p>
-            <w:r/>
-            <w:r>
-              <w:rPr>
-                <w:rFonts w:ascii="Times New Roman" w:hAnsi="Times New Roman"/>
-                <w:b w:val="0"/>
-                <w:sz w:val="20"/>
-              </w:rPr>
+            <w:r>
               <w:t>3</w:t>
             </w:r>
           </w:p>
@@ -368,13 +290,7 @@
             <w:vAlign w:val="center"/>
           </w:tcPr>
           <w:p>
-            <w:r/>
-            <w:r>
-              <w:rPr>
-                <w:rFonts w:ascii="Times New Roman" w:hAnsi="Times New Roman"/>
-                <w:b w:val="0"/>
-                <w:sz w:val="20"/>
-              </w:rPr>
+            <w:r>
               <w:t>Как правило, руки и ноги у меня теплые.</w:t>
             </w:r>
           </w:p>
@@ -385,13 +301,7 @@
             <w:vAlign w:val="center"/>
           </w:tcPr>
           <w:p>
-            <w:r/>
-            <w:r>
-              <w:rPr>
-                <w:rFonts w:ascii="Times New Roman" w:hAnsi="Times New Roman"/>
-                <w:b w:val="0"/>
-                <w:sz w:val="20"/>
-              </w:rPr>
+            <w:r>
               <w:t>Один из списка: Да/Нет</w:t>
             </w:r>
           </w:p>
@@ -402,13 +312,7 @@
             <w:vAlign w:val="center"/>
           </w:tcPr>
           <w:p>
-            <w:r/>
-            <w:r>
-              <w:rPr>
-                <w:rFonts w:ascii="Times New Roman" w:hAnsi="Times New Roman"/>
-                <w:b w:val="0"/>
-                <w:sz w:val="20"/>
-              </w:rPr>
+            <w:r>
               <w:t>Да</w:t>
             </w:r>
           </w:p>
@@ -421,13 +325,7 @@
             <w:vAlign w:val="center"/>
           </w:tcPr>
           <w:p>
-            <w:r/>
-            <w:r>
-              <w:rPr>
-                <w:rFonts w:ascii="Times New Roman" w:hAnsi="Times New Roman"/>
-                <w:b w:val="0"/>
-                <w:sz w:val="20"/>
-              </w:rPr>
+            <w:r>
               <w:t>4</w:t>
             </w:r>
           </w:p>
@@ -438,13 +336,7 @@
             <w:vAlign w:val="center"/>
           </w:tcPr>
           <w:p>
-            <w:r/>
-            <w:r>
-              <w:rPr>
-                <w:rFonts w:ascii="Times New Roman" w:hAnsi="Times New Roman"/>
-                <w:b w:val="0"/>
-                <w:sz w:val="20"/>
-              </w:rPr>
+            <w:r>
               <w:t>Я редко страдаю от головных болей.</w:t>
             </w:r>
           </w:p>
@@ -455,13 +347,7 @@
             <w:vAlign w:val="center"/>
           </w:tcPr>
           <w:p>
-            <w:r/>
-            <w:r>
-              <w:rPr>
-                <w:rFonts w:ascii="Times New Roman" w:hAnsi="Times New Roman"/>
-                <w:b w:val="0"/>
-                <w:sz w:val="20"/>
-              </w:rPr>
+            <w:r>
               <w:t>Один из списка: Да/Нет</w:t>
             </w:r>
           </w:p>
@@ -472,13 +358,7 @@
             <w:vAlign w:val="center"/>
           </w:tcPr>
           <w:p>
-            <w:r/>
-            <w:r>
-              <w:rPr>
-                <w:rFonts w:ascii="Times New Roman" w:hAnsi="Times New Roman"/>
-                <w:b w:val="0"/>
-                <w:sz w:val="20"/>
-              </w:rPr>
+            <w:r>
               <w:t>Да</w:t>
             </w:r>
           </w:p>
@@ -491,13 +371,7 @@
             <w:vAlign w:val="center"/>
           </w:tcPr>
           <w:p>
-            <w:r/>
-            <w:r>
-              <w:rPr>
-                <w:rFonts w:ascii="Times New Roman" w:hAnsi="Times New Roman"/>
-                <w:b w:val="0"/>
-                <w:sz w:val="20"/>
-              </w:rPr>
+            <w:r>
               <w:t>5</w:t>
             </w:r>
           </w:p>
@@ -508,13 +382,7 @@
             <w:vAlign w:val="center"/>
           </w:tcPr>
           <w:p>
-            <w:r/>
-            <w:r>
-              <w:rPr>
-                <w:rFonts w:ascii="Times New Roman" w:hAnsi="Times New Roman"/>
-                <w:b w:val="0"/>
-                <w:sz w:val="20"/>
-              </w:rPr>
+            <w:r>
               <w:t>Я уверен в своих силах.</w:t>
             </w:r>
           </w:p>
@@ -525,13 +393,7 @@
             <w:vAlign w:val="center"/>
           </w:tcPr>
           <w:p>
-            <w:r/>
-            <w:r>
-              <w:rPr>
-                <w:rFonts w:ascii="Times New Roman" w:hAnsi="Times New Roman"/>
-                <w:b w:val="0"/>
-                <w:sz w:val="20"/>
-              </w:rPr>
+            <w:r>
               <w:t>Один из списка: Да/Нет</w:t>
             </w:r>
           </w:p>
@@ -542,13 +404,7 @@
             <w:vAlign w:val="center"/>
           </w:tcPr>
           <w:p>
-            <w:r/>
-            <w:r>
-              <w:rPr>
-                <w:rFonts w:ascii="Times New Roman" w:hAnsi="Times New Roman"/>
-                <w:b w:val="0"/>
-                <w:sz w:val="20"/>
-              </w:rPr>
+            <w:r>
               <w:t>Да</w:t>
             </w:r>
           </w:p>
@@ -561,13 +417,7 @@
             <w:vAlign w:val="center"/>
           </w:tcPr>
           <w:p>
-            <w:r/>
-            <w:r>
-              <w:rPr>
-                <w:rFonts w:ascii="Times New Roman" w:hAnsi="Times New Roman"/>
-                <w:b w:val="0"/>
-                <w:sz w:val="20"/>
-              </w:rPr>
+            <w:r>
               <w:t>6</w:t>
             </w:r>
           </w:p>
@@ -578,13 +428,7 @@
             <w:vAlign w:val="center"/>
           </w:tcPr>
           <w:p>
-            <w:r/>
-            <w:r>
-              <w:rPr>
-                <w:rFonts w:ascii="Times New Roman" w:hAnsi="Times New Roman"/>
-                <w:b w:val="0"/>
-                <w:sz w:val="20"/>
-              </w:rPr>
+            <w:r>
               <w:t>Ожидание раздражает меня.</w:t>
             </w:r>
           </w:p>
@@ -595,13 +439,7 @@
             <w:vAlign w:val="center"/>
           </w:tcPr>
           <w:p>
-            <w:r/>
-            <w:r>
-              <w:rPr>
-                <w:rFonts w:ascii="Times New Roman" w:hAnsi="Times New Roman"/>
-                <w:b w:val="0"/>
-                <w:sz w:val="20"/>
-              </w:rPr>
+            <w:r>
               <w:t>Один из списка: Да/Нет</w:t>
             </w:r>
           </w:p>
@@ -612,13 +450,7 @@
             <w:vAlign w:val="center"/>
           </w:tcPr>
           <w:p>
-            <w:r/>
-            <w:r>
-              <w:rPr>
-                <w:rFonts w:ascii="Times New Roman" w:hAnsi="Times New Roman"/>
-                <w:b w:val="0"/>
-                <w:sz w:val="20"/>
-              </w:rPr>
+            <w:r>
               <w:t>Да</w:t>
             </w:r>
           </w:p>
@@ -631,13 +463,7 @@
             <w:vAlign w:val="center"/>
           </w:tcPr>
           <w:p>
-            <w:r/>
-            <w:r>
-              <w:rPr>
-                <w:rFonts w:ascii="Times New Roman" w:hAnsi="Times New Roman"/>
-                <w:b w:val="0"/>
-                <w:sz w:val="20"/>
-              </w:rPr>
+            <w:r>
               <w:t>7</w:t>
             </w:r>
           </w:p>
@@ -648,13 +474,7 @@
             <w:vAlign w:val="center"/>
           </w:tcPr>
           <w:p>
-            <w:r/>
-            <w:r>
-              <w:rPr>
-                <w:rFonts w:ascii="Times New Roman" w:hAnsi="Times New Roman"/>
-                <w:b w:val="0"/>
-                <w:sz w:val="20"/>
-              </w:rPr>
+            <w:r>
               <w:t>Иногда я сам себе кажусь ни на что не годным.</w:t>
             </w:r>
           </w:p>
@@ -665,13 +485,7 @@
             <w:vAlign w:val="center"/>
           </w:tcPr>
           <w:p>
-            <w:r/>
-            <w:r>
-              <w:rPr>
-                <w:rFonts w:ascii="Times New Roman" w:hAnsi="Times New Roman"/>
-                <w:b w:val="0"/>
-                <w:sz w:val="20"/>
-              </w:rPr>
+            <w:r>
               <w:t>Один из списка: Да/Нет</w:t>
             </w:r>
           </w:p>
@@ -682,13 +496,7 @@
             <w:vAlign w:val="center"/>
           </w:tcPr>
           <w:p>
-            <w:r/>
-            <w:r>
-              <w:rPr>
-                <w:rFonts w:ascii="Times New Roman" w:hAnsi="Times New Roman"/>
-                <w:b w:val="0"/>
-                <w:sz w:val="20"/>
-              </w:rPr>
+            <w:r>
               <w:t>Да</w:t>
             </w:r>
           </w:p>
@@ -701,13 +509,7 @@
             <w:vAlign w:val="center"/>
           </w:tcPr>
           <w:p>
-            <w:r/>
-            <w:r>
-              <w:rPr>
-                <w:rFonts w:ascii="Times New Roman" w:hAnsi="Times New Roman"/>
-                <w:b w:val="0"/>
-                <w:sz w:val="20"/>
-              </w:rPr>
+            <w:r>
               <w:t>8</w:t>
             </w:r>
           </w:p>
@@ -718,13 +520,7 @@
             <w:vAlign w:val="center"/>
           </w:tcPr>
           <w:p>
-            <w:r/>
-            <w:r>
-              <w:rPr>
-                <w:rFonts w:ascii="Times New Roman" w:hAnsi="Times New Roman"/>
-                <w:b w:val="0"/>
-                <w:sz w:val="20"/>
-              </w:rPr>
+            <w:r>
               <w:t>В большинстве случаев я чувствую себя вполне счастливым.</w:t>
             </w:r>
           </w:p>
@@ -735,13 +531,7 @@
             <w:vAlign w:val="center"/>
           </w:tcPr>
           <w:p>
-            <w:r/>
-            <w:r>
-              <w:rPr>
-                <w:rFonts w:ascii="Times New Roman" w:hAnsi="Times New Roman"/>
-                <w:b w:val="0"/>
-                <w:sz w:val="20"/>
-              </w:rPr>
+            <w:r>
               <w:t>Один из списка: Да/Нет</w:t>
             </w:r>
           </w:p>
@@ -752,13 +542,7 @@
             <w:vAlign w:val="center"/>
           </w:tcPr>
           <w:p>
-            <w:r/>
-            <w:r>
-              <w:rPr>
-                <w:rFonts w:ascii="Times New Roman" w:hAnsi="Times New Roman"/>
-                <w:b w:val="0"/>
-                <w:sz w:val="20"/>
-              </w:rPr>
+            <w:r>
               <w:t>Да</w:t>
             </w:r>
           </w:p>
@@ -771,13 +555,7 @@
             <w:vAlign w:val="center"/>
           </w:tcPr>
           <w:p>
-            <w:r/>
-            <w:r>
-              <w:rPr>
-                <w:rFonts w:ascii="Times New Roman" w:hAnsi="Times New Roman"/>
-                <w:b w:val="0"/>
-                <w:sz w:val="20"/>
-              </w:rPr>
+            <w:r>
               <w:t>9</w:t>
             </w:r>
           </w:p>
@@ -788,13 +566,7 @@
             <w:vAlign w:val="center"/>
           </w:tcPr>
           <w:p>
-            <w:r/>
-            <w:r>
-              <w:rPr>
-                <w:rFonts w:ascii="Times New Roman" w:hAnsi="Times New Roman"/>
-                <w:b w:val="0"/>
-                <w:sz w:val="20"/>
-              </w:rPr>
+            <w:r>
               <w:t>Мне трудно сосредоточиться на каком-то одном предмете.</w:t>
             </w:r>
           </w:p>
@@ -805,13 +577,7 @@
             <w:vAlign w:val="center"/>
           </w:tcPr>
           <w:p>
-            <w:r/>
-            <w:r>
-              <w:rPr>
-                <w:rFonts w:ascii="Times New Roman" w:hAnsi="Times New Roman"/>
-                <w:b w:val="0"/>
-                <w:sz w:val="20"/>
-              </w:rPr>
+            <w:r>
               <w:t>Один из списка: Да/Нет</w:t>
             </w:r>
           </w:p>
@@ -822,13 +588,7 @@
             <w:vAlign w:val="center"/>
           </w:tcPr>
           <w:p>
-            <w:r/>
-            <w:r>
-              <w:rPr>
-                <w:rFonts w:ascii="Times New Roman" w:hAnsi="Times New Roman"/>
-                <w:b w:val="0"/>
-                <w:sz w:val="20"/>
-              </w:rPr>
+            <w:r>
               <w:t>Да</w:t>
             </w:r>
           </w:p>
@@ -841,13 +601,7 @@
             <w:vAlign w:val="center"/>
           </w:tcPr>
           <w:p>
-            <w:r/>
-            <w:r>
-              <w:rPr>
-                <w:rFonts w:ascii="Times New Roman" w:hAnsi="Times New Roman"/>
-                <w:b w:val="0"/>
-                <w:sz w:val="20"/>
-              </w:rPr>
+            <w:r>
               <w:t>10</w:t>
             </w:r>
           </w:p>
@@ -858,13 +612,7 @@
             <w:vAlign w:val="center"/>
           </w:tcPr>
           <w:p>
-            <w:r/>
-            <w:r>
-              <w:rPr>
-                <w:rFonts w:ascii="Times New Roman" w:hAnsi="Times New Roman"/>
-                <w:b w:val="0"/>
-                <w:sz w:val="20"/>
-              </w:rPr>
+            <w:r>
               <w:t>В детстве я с готовностью выполнял все данные мне поручения.</w:t>
             </w:r>
           </w:p>
@@ -875,13 +623,7 @@
             <w:vAlign w:val="center"/>
           </w:tcPr>
           <w:p>
-            <w:r/>
-            <w:r>
-              <w:rPr>
-                <w:rFonts w:ascii="Times New Roman" w:hAnsi="Times New Roman"/>
-                <w:b w:val="0"/>
-                <w:sz w:val="20"/>
-              </w:rPr>
+            <w:r>
               <w:t>Один из списка: Да/Нет</w:t>
             </w:r>
           </w:p>
@@ -892,13 +634,7 @@
             <w:vAlign w:val="center"/>
           </w:tcPr>
           <w:p>
-            <w:r/>
-            <w:r>
-              <w:rPr>
-                <w:rFonts w:ascii="Times New Roman" w:hAnsi="Times New Roman"/>
-                <w:b w:val="0"/>
-                <w:sz w:val="20"/>
-              </w:rPr>
+            <w:r>
               <w:t>Да</w:t>
             </w:r>
           </w:p>
@@ -911,13 +647,7 @@
             <w:vAlign w:val="center"/>
           </w:tcPr>
           <w:p>
-            <w:r/>
-            <w:r>
-              <w:rPr>
-                <w:rFonts w:ascii="Times New Roman" w:hAnsi="Times New Roman"/>
-                <w:b w:val="0"/>
-                <w:sz w:val="20"/>
-              </w:rPr>
+            <w:r>
               <w:t>11</w:t>
             </w:r>
           </w:p>
@@ -928,13 +658,7 @@
             <w:vAlign w:val="center"/>
           </w:tcPr>
           <w:p>
-            <w:r/>
-            <w:r>
-              <w:rPr>
-                <w:rFonts w:ascii="Times New Roman" w:hAnsi="Times New Roman"/>
-                <w:b w:val="0"/>
-                <w:sz w:val="20"/>
-              </w:rPr>
+            <w:r>
               <w:t>Не реже одного раза в месяц я страдаю от расстройства желудка.</w:t>
             </w:r>
           </w:p>
@@ -945,13 +669,7 @@
             <w:vAlign w:val="center"/>
           </w:tcPr>
           <w:p>
-            <w:r/>
-            <w:r>
-              <w:rPr>
-                <w:rFonts w:ascii="Times New Roman" w:hAnsi="Times New Roman"/>
-                <w:b w:val="0"/>
-                <w:sz w:val="20"/>
-              </w:rPr>
+            <w:r>
               <w:t>Один из списка: Да/Нет</w:t>
             </w:r>
           </w:p>
@@ -962,13 +680,7 @@
             <w:vAlign w:val="center"/>
           </w:tcPr>
           <w:p>
-            <w:r/>
-            <w:r>
-              <w:rPr>
-                <w:rFonts w:ascii="Times New Roman" w:hAnsi="Times New Roman"/>
-                <w:b w:val="0"/>
-                <w:sz w:val="20"/>
-              </w:rPr>
+            <w:r>
               <w:t>Да</w:t>
             </w:r>
           </w:p>
@@ -981,13 +693,7 @@
             <w:vAlign w:val="center"/>
           </w:tcPr>
           <w:p>
-            <w:r/>
-            <w:r>
-              <w:rPr>
-                <w:rFonts w:ascii="Times New Roman" w:hAnsi="Times New Roman"/>
-                <w:b w:val="0"/>
-                <w:sz w:val="20"/>
-              </w:rPr>
+            <w:r>
               <w:t>12</w:t>
             </w:r>
           </w:p>
@@ -998,13 +704,7 @@
             <w:vAlign w:val="center"/>
           </w:tcPr>
           <w:p>
-            <w:r/>
-            <w:r>
-              <w:rPr>
-                <w:rFonts w:ascii="Times New Roman" w:hAnsi="Times New Roman"/>
-                <w:b w:val="0"/>
-                <w:sz w:val="20"/>
-              </w:rPr>
+            <w:r>
               <w:t>Я часто испытываю тревогу по какому-нибудь поводу.</w:t>
             </w:r>
           </w:p>
@@ -1015,13 +715,7 @@
             <w:vAlign w:val="center"/>
           </w:tcPr>
           <w:p>
-            <w:r/>
-            <w:r>
-              <w:rPr>
-                <w:rFonts w:ascii="Times New Roman" w:hAnsi="Times New Roman"/>
-                <w:b w:val="0"/>
-                <w:sz w:val="20"/>
-              </w:rPr>
+            <w:r>
               <w:t>Один из списка: Да/Нет</w:t>
             </w:r>
           </w:p>
@@ -1032,13 +726,7 @@
             <w:vAlign w:val="center"/>
           </w:tcPr>
           <w:p>
-            <w:r/>
-            <w:r>
-              <w:rPr>
-                <w:rFonts w:ascii="Times New Roman" w:hAnsi="Times New Roman"/>
-                <w:b w:val="0"/>
-                <w:sz w:val="20"/>
-              </w:rPr>
+            <w:r>
               <w:t>Да</w:t>
             </w:r>
           </w:p>
@@ -1051,13 +739,7 @@
             <w:vAlign w:val="center"/>
           </w:tcPr>
           <w:p>
-            <w:r/>
-            <w:r>
-              <w:rPr>
-                <w:rFonts w:ascii="Times New Roman" w:hAnsi="Times New Roman"/>
-                <w:b w:val="0"/>
-                <w:sz w:val="20"/>
-              </w:rPr>
+            <w:r>
               <w:t>13</w:t>
             </w:r>
           </w:p>
@@ -1068,13 +750,7 @@
             <w:vAlign w:val="center"/>
           </w:tcPr>
           <w:p>
-            <w:r/>
-            <w:r>
-              <w:rPr>
-                <w:rFonts w:ascii="Times New Roman" w:hAnsi="Times New Roman"/>
-                <w:b w:val="0"/>
-                <w:sz w:val="20"/>
-              </w:rPr>
+            <w:r>
               <w:t>Я не считаю себя более нервным, чем большинство людей.</w:t>
             </w:r>
           </w:p>
@@ -1085,13 +761,7 @@
             <w:vAlign w:val="center"/>
           </w:tcPr>
           <w:p>
-            <w:r/>
-            <w:r>
-              <w:rPr>
-                <w:rFonts w:ascii="Times New Roman" w:hAnsi="Times New Roman"/>
-                <w:b w:val="0"/>
-                <w:sz w:val="20"/>
-              </w:rPr>
+            <w:r>
               <w:t>Один из списка: Да/Нет</w:t>
             </w:r>
           </w:p>
@@ -1102,13 +772,7 @@
             <w:vAlign w:val="center"/>
           </w:tcPr>
           <w:p>
-            <w:r/>
-            <w:r>
-              <w:rPr>
-                <w:rFonts w:ascii="Times New Roman" w:hAnsi="Times New Roman"/>
-                <w:b w:val="0"/>
-                <w:sz w:val="20"/>
-              </w:rPr>
+            <w:r>
               <w:t>Да</w:t>
             </w:r>
           </w:p>
@@ -1121,13 +785,7 @@
             <w:vAlign w:val="center"/>
           </w:tcPr>
           <w:p>
-            <w:r/>
-            <w:r>
-              <w:rPr>
-                <w:rFonts w:ascii="Times New Roman" w:hAnsi="Times New Roman"/>
-                <w:b w:val="0"/>
-                <w:sz w:val="20"/>
-              </w:rPr>
+            <w:r>
               <w:t>14</w:t>
             </w:r>
           </w:p>
@@ -1138,13 +796,7 @@
             <w:vAlign w:val="center"/>
           </w:tcPr>
           <w:p>
-            <w:r/>
-            <w:r>
-              <w:rPr>
-                <w:rFonts w:ascii="Times New Roman" w:hAnsi="Times New Roman"/>
-                <w:b w:val="0"/>
-                <w:sz w:val="20"/>
-              </w:rPr>
+            <w:r>
               <w:t>Я не застенчив.</w:t>
             </w:r>
           </w:p>
@@ -1155,13 +807,7 @@
             <w:vAlign w:val="center"/>
           </w:tcPr>
           <w:p>
-            <w:r/>
-            <w:r>
-              <w:rPr>
-                <w:rFonts w:ascii="Times New Roman" w:hAnsi="Times New Roman"/>
-                <w:b w:val="0"/>
-                <w:sz w:val="20"/>
-              </w:rPr>
+            <w:r>
               <w:t>Один из списка: Да/Нет</w:t>
             </w:r>
           </w:p>
@@ -1172,13 +818,7 @@
             <w:vAlign w:val="center"/>
           </w:tcPr>
           <w:p>
-            <w:r/>
-            <w:r>
-              <w:rPr>
-                <w:rFonts w:ascii="Times New Roman" w:hAnsi="Times New Roman"/>
-                <w:b w:val="0"/>
-                <w:sz w:val="20"/>
-              </w:rPr>
+            <w:r>
               <w:t>Да</w:t>
             </w:r>
           </w:p>
@@ -1191,13 +831,7 @@
             <w:vAlign w:val="center"/>
           </w:tcPr>
           <w:p>
-            <w:r/>
-            <w:r>
-              <w:rPr>
-                <w:rFonts w:ascii="Times New Roman" w:hAnsi="Times New Roman"/>
-                <w:b w:val="0"/>
-                <w:sz w:val="20"/>
-              </w:rPr>
+            <w:r>
               <w:t>15</w:t>
             </w:r>
           </w:p>
@@ -1208,13 +842,7 @@
             <w:vAlign w:val="center"/>
           </w:tcPr>
           <w:p>
-            <w:r/>
-            <w:r>
-              <w:rPr>
-                <w:rFonts w:ascii="Times New Roman" w:hAnsi="Times New Roman"/>
-                <w:b w:val="0"/>
-                <w:sz w:val="20"/>
-              </w:rPr>
+            <w:r>
               <w:t>Жизнь для меня почти всегда связана с большим напряжением.</w:t>
             </w:r>
           </w:p>
@@ -1225,13 +853,7 @@
             <w:vAlign w:val="center"/>
           </w:tcPr>
           <w:p>
-            <w:r/>
-            <w:r>
-              <w:rPr>
-                <w:rFonts w:ascii="Times New Roman" w:hAnsi="Times New Roman"/>
-                <w:b w:val="0"/>
-                <w:sz w:val="20"/>
-              </w:rPr>
+            <w:r>
               <w:t>Один из списка: Да/Нет</w:t>
             </w:r>
           </w:p>
@@ -1242,13 +864,7 @@
             <w:vAlign w:val="center"/>
           </w:tcPr>
           <w:p>
-            <w:r/>
-            <w:r>
-              <w:rPr>
-                <w:rFonts w:ascii="Times New Roman" w:hAnsi="Times New Roman"/>
-                <w:b w:val="0"/>
-                <w:sz w:val="20"/>
-              </w:rPr>
+            <w:r>
               <w:t>Да</w:t>
             </w:r>
           </w:p>
@@ -1261,13 +877,7 @@
             <w:vAlign w:val="center"/>
           </w:tcPr>
           <w:p>
-            <w:r/>
-            <w:r>
-              <w:rPr>
-                <w:rFonts w:ascii="Times New Roman" w:hAnsi="Times New Roman"/>
-                <w:b w:val="0"/>
-                <w:sz w:val="20"/>
-              </w:rPr>
+            <w:r>
               <w:t>16</w:t>
             </w:r>
           </w:p>
@@ -1278,13 +888,7 @@
             <w:vAlign w:val="center"/>
           </w:tcPr>
           <w:p>
-            <w:r/>
-            <w:r>
-              <w:rPr>
-                <w:rFonts w:ascii="Times New Roman" w:hAnsi="Times New Roman"/>
-                <w:b w:val="0"/>
-                <w:sz w:val="20"/>
-              </w:rPr>
+            <w:r>
               <w:t>Иногда бывает, что я говорю о вещах, в которых не разбираюсь.</w:t>
             </w:r>
           </w:p>
@@ -1295,13 +899,7 @@
             <w:vAlign w:val="center"/>
           </w:tcPr>
           <w:p>
-            <w:r/>
-            <w:r>
-              <w:rPr>
-                <w:rFonts w:ascii="Times New Roman" w:hAnsi="Times New Roman"/>
-                <w:b w:val="0"/>
-                <w:sz w:val="20"/>
-              </w:rPr>
+            <w:r>
               <w:t>Один из списка: Да/Нет</w:t>
             </w:r>
           </w:p>
@@ -1312,13 +910,7 @@
             <w:vAlign w:val="center"/>
           </w:tcPr>
           <w:p>
-            <w:r/>
-            <w:r>
-              <w:rPr>
-                <w:rFonts w:ascii="Times New Roman" w:hAnsi="Times New Roman"/>
-                <w:b w:val="0"/>
-                <w:sz w:val="20"/>
-              </w:rPr>
+            <w:r>
               <w:t>Да</w:t>
             </w:r>
           </w:p>
@@ -1331,13 +923,7 @@
             <w:vAlign w:val="center"/>
           </w:tcPr>
           <w:p>
-            <w:r/>
-            <w:r>
-              <w:rPr>
-                <w:rFonts w:ascii="Times New Roman" w:hAnsi="Times New Roman"/>
-                <w:b w:val="0"/>
-                <w:sz w:val="20"/>
-              </w:rPr>
+            <w:r>
               <w:t>17</w:t>
             </w:r>
           </w:p>
@@ -1348,13 +934,7 @@
             <w:vAlign w:val="center"/>
           </w:tcPr>
           <w:p>
-            <w:r/>
-            <w:r>
-              <w:rPr>
-                <w:rFonts w:ascii="Times New Roman" w:hAnsi="Times New Roman"/>
-                <w:b w:val="0"/>
-                <w:sz w:val="20"/>
-              </w:rPr>
+            <w:r>
               <w:t>Я краснею не чаще, чем другие.</w:t>
             </w:r>
           </w:p>
@@ -1365,13 +945,7 @@
             <w:vAlign w:val="center"/>
           </w:tcPr>
           <w:p>
-            <w:r/>
-            <w:r>
-              <w:rPr>
-                <w:rFonts w:ascii="Times New Roman" w:hAnsi="Times New Roman"/>
-                <w:b w:val="0"/>
-                <w:sz w:val="20"/>
-              </w:rPr>
+            <w:r>
               <w:t>Один из списка: Да/Нет</w:t>
             </w:r>
           </w:p>
@@ -1382,13 +956,7 @@
             <w:vAlign w:val="center"/>
           </w:tcPr>
           <w:p>
-            <w:r/>
-            <w:r>
-              <w:rPr>
-                <w:rFonts w:ascii="Times New Roman" w:hAnsi="Times New Roman"/>
-                <w:b w:val="0"/>
-                <w:sz w:val="20"/>
-              </w:rPr>
+            <w:r>
               <w:t>Да</w:t>
             </w:r>
           </w:p>
@@ -1401,13 +969,7 @@
             <w:vAlign w:val="center"/>
           </w:tcPr>
           <w:p>
-            <w:r/>
-            <w:r>
-              <w:rPr>
-                <w:rFonts w:ascii="Times New Roman" w:hAnsi="Times New Roman"/>
-                <w:b w:val="0"/>
-                <w:sz w:val="20"/>
-              </w:rPr>
+            <w:r>
               <w:t>18</w:t>
             </w:r>
           </w:p>
@@ -1418,13 +980,7 @@
             <w:vAlign w:val="center"/>
           </w:tcPr>
           <w:p>
-            <w:r/>
-            <w:r>
-              <w:rPr>
-                <w:rFonts w:ascii="Times New Roman" w:hAnsi="Times New Roman"/>
-                <w:b w:val="0"/>
-                <w:sz w:val="20"/>
-              </w:rPr>
+            <w:r>
               <w:t>Я часто расстраиваюсь из-за пустяков.</w:t>
             </w:r>
           </w:p>
@@ -1435,13 +991,7 @@
             <w:vAlign w:val="center"/>
           </w:tcPr>
           <w:p>
-            <w:r/>
-            <w:r>
-              <w:rPr>
-                <w:rFonts w:ascii="Times New Roman" w:hAnsi="Times New Roman"/>
-                <w:b w:val="0"/>
-                <w:sz w:val="20"/>
-              </w:rPr>
+            <w:r>
               <w:t>Один из списка: Да/Нет</w:t>
             </w:r>
           </w:p>
@@ -1452,13 +1002,7 @@
             <w:vAlign w:val="center"/>
           </w:tcPr>
           <w:p>
-            <w:r/>
-            <w:r>
-              <w:rPr>
-                <w:rFonts w:ascii="Times New Roman" w:hAnsi="Times New Roman"/>
-                <w:b w:val="0"/>
-                <w:sz w:val="20"/>
-              </w:rPr>
+            <w:r>
               <w:t>Да</w:t>
             </w:r>
           </w:p>
@@ -1471,13 +1015,7 @@
             <w:vAlign w:val="center"/>
           </w:tcPr>
           <w:p>
-            <w:r/>
-            <w:r>
-              <w:rPr>
-                <w:rFonts w:ascii="Times New Roman" w:hAnsi="Times New Roman"/>
-                <w:b w:val="0"/>
-                <w:sz w:val="20"/>
-              </w:rPr>
+            <w:r>
               <w:t>19</w:t>
             </w:r>
           </w:p>
@@ -1488,13 +1026,7 @@
             <w:vAlign w:val="center"/>
           </w:tcPr>
           <w:p>
-            <w:r/>
-            <w:r>
-              <w:rPr>
-                <w:rFonts w:ascii="Times New Roman" w:hAnsi="Times New Roman"/>
-                <w:b w:val="0"/>
-                <w:sz w:val="20"/>
-              </w:rPr>
+            <w:r>
               <w:t>Я редко замечаю у себя сердцебиение и одышку.</w:t>
             </w:r>
           </w:p>
@@ -1505,13 +1037,7 @@
             <w:vAlign w:val="center"/>
           </w:tcPr>
           <w:p>
-            <w:r/>
-            <w:r>
-              <w:rPr>
-                <w:rFonts w:ascii="Times New Roman" w:hAnsi="Times New Roman"/>
-                <w:b w:val="0"/>
-                <w:sz w:val="20"/>
-              </w:rPr>
+            <w:r>
               <w:t>Один из списка: Да/Нет</w:t>
             </w:r>
           </w:p>
@@ -1522,13 +1048,7 @@
             <w:vAlign w:val="center"/>
           </w:tcPr>
           <w:p>
-            <w:r/>
-            <w:r>
-              <w:rPr>
-                <w:rFonts w:ascii="Times New Roman" w:hAnsi="Times New Roman"/>
-                <w:b w:val="0"/>
-                <w:sz w:val="20"/>
-              </w:rPr>
+            <w:r>
               <w:t>Да</w:t>
             </w:r>
           </w:p>
@@ -1541,13 +1061,7 @@
             <w:vAlign w:val="center"/>
           </w:tcPr>
           <w:p>
-            <w:r/>
-            <w:r>
-              <w:rPr>
-                <w:rFonts w:ascii="Times New Roman" w:hAnsi="Times New Roman"/>
-                <w:b w:val="0"/>
-                <w:sz w:val="20"/>
-              </w:rPr>
+            <w:r>
               <w:t>20</w:t>
             </w:r>
           </w:p>
@@ -1558,13 +1072,7 @@
             <w:vAlign w:val="center"/>
           </w:tcPr>
           <w:p>
-            <w:r/>
-            <w:r>
-              <w:rPr>
-                <w:rFonts w:ascii="Times New Roman" w:hAnsi="Times New Roman"/>
-                <w:b w:val="0"/>
-                <w:sz w:val="20"/>
-              </w:rPr>
+            <w:r>
               <w:t>Не все люди, которых я знаю, мне нравятся.</w:t>
             </w:r>
           </w:p>
@@ -1575,13 +1083,7 @@
             <w:vAlign w:val="center"/>
           </w:tcPr>
           <w:p>
-            <w:r/>
-            <w:r>
-              <w:rPr>
-                <w:rFonts w:ascii="Times New Roman" w:hAnsi="Times New Roman"/>
-                <w:b w:val="0"/>
-                <w:sz w:val="20"/>
-              </w:rPr>
+            <w:r>
               <w:t>Один из списка: Да/Нет</w:t>
             </w:r>
           </w:p>
@@ -1592,13 +1094,7 @@
             <w:vAlign w:val="center"/>
           </w:tcPr>
           <w:p>
-            <w:r/>
-            <w:r>
-              <w:rPr>
-                <w:rFonts w:ascii="Times New Roman" w:hAnsi="Times New Roman"/>
-                <w:b w:val="0"/>
-                <w:sz w:val="20"/>
-              </w:rPr>
+            <w:r>
               <w:t>Да</w:t>
             </w:r>
           </w:p>
@@ -1611,13 +1107,7 @@
             <w:vAlign w:val="center"/>
           </w:tcPr>
           <w:p>
-            <w:r/>
-            <w:r>
-              <w:rPr>
-                <w:rFonts w:ascii="Times New Roman" w:hAnsi="Times New Roman"/>
-                <w:b w:val="0"/>
-                <w:sz w:val="20"/>
-              </w:rPr>
+            <w:r>
               <w:t>21</w:t>
             </w:r>
           </w:p>
@@ -1628,13 +1118,7 @@
             <w:vAlign w:val="center"/>
           </w:tcPr>
           <w:p>
-            <w:r/>
-            <w:r>
-              <w:rPr>
-                <w:rFonts w:ascii="Times New Roman" w:hAnsi="Times New Roman"/>
-                <w:b w:val="0"/>
-                <w:sz w:val="20"/>
-              </w:rPr>
+            <w:r>
               <w:t>Я не могу уснуть, если меня что-то тревожит.</w:t>
             </w:r>
           </w:p>
@@ -1645,13 +1129,7 @@
             <w:vAlign w:val="center"/>
           </w:tcPr>
           <w:p>
-            <w:r/>
-            <w:r>
-              <w:rPr>
-                <w:rFonts w:ascii="Times New Roman" w:hAnsi="Times New Roman"/>
-                <w:b w:val="0"/>
-                <w:sz w:val="20"/>
-              </w:rPr>
+            <w:r>
               <w:t>Один из списка: Да/Нет</w:t>
             </w:r>
           </w:p>
@@ -1662,13 +1140,7 @@
             <w:vAlign w:val="center"/>
           </w:tcPr>
           <w:p>
-            <w:r/>
-            <w:r>
-              <w:rPr>
-                <w:rFonts w:ascii="Times New Roman" w:hAnsi="Times New Roman"/>
-                <w:b w:val="0"/>
-                <w:sz w:val="20"/>
-              </w:rPr>
+            <w:r>
               <w:t>Да</w:t>
             </w:r>
           </w:p>
@@ -1681,13 +1153,7 @@
             <w:vAlign w:val="center"/>
           </w:tcPr>
           <w:p>
-            <w:r/>
-            <w:r>
-              <w:rPr>
-                <w:rFonts w:ascii="Times New Roman" w:hAnsi="Times New Roman"/>
-                <w:b w:val="0"/>
-                <w:sz w:val="20"/>
-              </w:rPr>
+            <w:r>
               <w:t>22</w:t>
             </w:r>
           </w:p>
@@ -1698,13 +1164,7 @@
             <w:vAlign w:val="center"/>
           </w:tcPr>
           <w:p>
-            <w:r/>
-            <w:r>
-              <w:rPr>
-                <w:rFonts w:ascii="Times New Roman" w:hAnsi="Times New Roman"/>
-                <w:b w:val="0"/>
-                <w:sz w:val="20"/>
-              </w:rPr>
+            <w:r>
               <w:t>Обычно я спокоен, и меня нелегко расстроить.</w:t>
             </w:r>
           </w:p>
@@ -1715,13 +1175,7 @@
             <w:vAlign w:val="center"/>
           </w:tcPr>
           <w:p>
-            <w:r/>
-            <w:r>
-              <w:rPr>
-                <w:rFonts w:ascii="Times New Roman" w:hAnsi="Times New Roman"/>
-                <w:b w:val="0"/>
-                <w:sz w:val="20"/>
-              </w:rPr>
+            <w:r>
               <w:t>Один из списка: Да/Нет</w:t>
             </w:r>
           </w:p>
@@ -1732,13 +1186,7 @@
             <w:vAlign w:val="center"/>
           </w:tcPr>
           <w:p>
-            <w:r/>
-            <w:r>
-              <w:rPr>
-                <w:rFonts w:ascii="Times New Roman" w:hAnsi="Times New Roman"/>
-                <w:b w:val="0"/>
-                <w:sz w:val="20"/>
-              </w:rPr>
+            <w:r>
               <w:t>Да</w:t>
             </w:r>
           </w:p>
@@ -1751,13 +1199,7 @@
             <w:vAlign w:val="center"/>
           </w:tcPr>
           <w:p>
-            <w:r/>
-            <w:r>
-              <w:rPr>
-                <w:rFonts w:ascii="Times New Roman" w:hAnsi="Times New Roman"/>
-                <w:b w:val="0"/>
-                <w:sz w:val="20"/>
-              </w:rPr>
+            <w:r>
               <w:t>23</w:t>
             </w:r>
           </w:p>
@@ -1768,13 +1210,7 @@
             <w:vAlign w:val="center"/>
           </w:tcPr>
           <w:p>
-            <w:r/>
-            <w:r>
-              <w:rPr>
-                <w:rFonts w:ascii="Times New Roman" w:hAnsi="Times New Roman"/>
-                <w:b w:val="0"/>
-                <w:sz w:val="20"/>
-              </w:rPr>
+            <w:r>
               <w:t>Меня часто мучают ночные кошмары.</w:t>
             </w:r>
           </w:p>
@@ -1785,13 +1221,7 @@
             <w:vAlign w:val="center"/>
           </w:tcPr>
           <w:p>
-            <w:r/>
-            <w:r>
-              <w:rPr>
-                <w:rFonts w:ascii="Times New Roman" w:hAnsi="Times New Roman"/>
-                <w:b w:val="0"/>
-                <w:sz w:val="20"/>
-              </w:rPr>
+            <w:r>
               <w:t>Один из списка: Да/Нет</w:t>
             </w:r>
           </w:p>
@@ -1802,13 +1232,7 @@
             <w:vAlign w:val="center"/>
           </w:tcPr>
           <w:p>
-            <w:r/>
-            <w:r>
-              <w:rPr>
-                <w:rFonts w:ascii="Times New Roman" w:hAnsi="Times New Roman"/>
-                <w:b w:val="0"/>
-                <w:sz w:val="20"/>
-              </w:rPr>
+            <w:r>
               <w:t>Да</w:t>
             </w:r>
           </w:p>
@@ -1821,13 +1245,7 @@
             <w:vAlign w:val="center"/>
           </w:tcPr>
           <w:p>
-            <w:r/>
-            <w:r>
-              <w:rPr>
-                <w:rFonts w:ascii="Times New Roman" w:hAnsi="Times New Roman"/>
-                <w:b w:val="0"/>
-                <w:sz w:val="20"/>
-              </w:rPr>
+            <w:r>
               <w:t>24</w:t>
             </w:r>
           </w:p>
@@ -1838,13 +1256,7 @@
             <w:vAlign w:val="center"/>
           </w:tcPr>
           <w:p>
-            <w:r/>
-            <w:r>
-              <w:rPr>
-                <w:rFonts w:ascii="Times New Roman" w:hAnsi="Times New Roman"/>
-                <w:b w:val="0"/>
-                <w:sz w:val="20"/>
-              </w:rPr>
+            <w:r>
               <w:t>Я склонен все принимать всерьез.</w:t>
             </w:r>
           </w:p>
@@ -1855,13 +1267,7 @@
             <w:vAlign w:val="center"/>
           </w:tcPr>
           <w:p>
-            <w:r/>
-            <w:r>
-              <w:rPr>
-                <w:rFonts w:ascii="Times New Roman" w:hAnsi="Times New Roman"/>
-                <w:b w:val="0"/>
-                <w:sz w:val="20"/>
-              </w:rPr>
+            <w:r>
               <w:t>Один из списка: Да/Нет</w:t>
             </w:r>
           </w:p>
@@ -1872,13 +1278,7 @@
             <w:vAlign w:val="center"/>
           </w:tcPr>
           <w:p>
-            <w:r/>
-            <w:r>
-              <w:rPr>
-                <w:rFonts w:ascii="Times New Roman" w:hAnsi="Times New Roman"/>
-                <w:b w:val="0"/>
-                <w:sz w:val="20"/>
-              </w:rPr>
+            <w:r>
               <w:t>Да</w:t>
             </w:r>
           </w:p>
@@ -1891,13 +1291,7 @@
             <w:vAlign w:val="center"/>
           </w:tcPr>
           <w:p>
-            <w:r/>
-            <w:r>
-              <w:rPr>
-                <w:rFonts w:ascii="Times New Roman" w:hAnsi="Times New Roman"/>
-                <w:b w:val="0"/>
-                <w:sz w:val="20"/>
-              </w:rPr>
+            <w:r>
               <w:t>25</w:t>
             </w:r>
           </w:p>
@@ -1908,13 +1302,7 @@
             <w:vAlign w:val="center"/>
           </w:tcPr>
           <w:p>
-            <w:r/>
-            <w:r>
-              <w:rPr>
-                <w:rFonts w:ascii="Times New Roman" w:hAnsi="Times New Roman"/>
-                <w:b w:val="0"/>
-                <w:sz w:val="20"/>
-              </w:rPr>
+            <w:r>
               <w:t>Когда я нервничаю, у меня усиливается потливость.</w:t>
             </w:r>
           </w:p>
@@ -1925,13 +1313,7 @@
             <w:vAlign w:val="center"/>
           </w:tcPr>
           <w:p>
-            <w:r/>
-            <w:r>
-              <w:rPr>
-                <w:rFonts w:ascii="Times New Roman" w:hAnsi="Times New Roman"/>
-                <w:b w:val="0"/>
-                <w:sz w:val="20"/>
-              </w:rPr>
+            <w:r>
               <w:t>Один из списка: Да/Нет</w:t>
             </w:r>
           </w:p>
@@ -1942,13 +1324,7 @@
             <w:vAlign w:val="center"/>
           </w:tcPr>
           <w:p>
-            <w:r/>
-            <w:r>
-              <w:rPr>
-                <w:rFonts w:ascii="Times New Roman" w:hAnsi="Times New Roman"/>
-                <w:b w:val="0"/>
-                <w:sz w:val="20"/>
-              </w:rPr>
+            <w:r>
               <w:t>Да</w:t>
             </w:r>
           </w:p>
@@ -1961,13 +1337,7 @@
             <w:vAlign w:val="center"/>
           </w:tcPr>
           <w:p>
-            <w:r/>
-            <w:r>
-              <w:rPr>
-                <w:rFonts w:ascii="Times New Roman" w:hAnsi="Times New Roman"/>
-                <w:b w:val="0"/>
-                <w:sz w:val="20"/>
-              </w:rPr>
+            <w:r>
               <w:t>26</w:t>
             </w:r>
           </w:p>
@@ -1978,13 +1348,7 @@
             <w:vAlign w:val="center"/>
           </w:tcPr>
           <w:p>
-            <w:r/>
-            <w:r>
-              <w:rPr>
-                <w:rFonts w:ascii="Times New Roman" w:hAnsi="Times New Roman"/>
-                <w:b w:val="0"/>
-                <w:sz w:val="20"/>
-              </w:rPr>
+            <w:r>
               <w:t>У меня беспокойный и прерывистый сон.</w:t>
             </w:r>
           </w:p>
@@ -1995,13 +1359,7 @@
             <w:vAlign w:val="center"/>
           </w:tcPr>
           <w:p>
-            <w:r/>
-            <w:r>
-              <w:rPr>
-                <w:rFonts w:ascii="Times New Roman" w:hAnsi="Times New Roman"/>
-                <w:b w:val="0"/>
-                <w:sz w:val="20"/>
-              </w:rPr>
+            <w:r>
               <w:t>Один из списка: Да/Нет</w:t>
             </w:r>
           </w:p>
@@ -2012,13 +1370,7 @@
             <w:vAlign w:val="center"/>
           </w:tcPr>
           <w:p>
-            <w:r/>
-            <w:r>
-              <w:rPr>
-                <w:rFonts w:ascii="Times New Roman" w:hAnsi="Times New Roman"/>
-                <w:b w:val="0"/>
-                <w:sz w:val="20"/>
-              </w:rPr>
+            <w:r>
               <w:t>Да</w:t>
             </w:r>
           </w:p>
@@ -2031,13 +1383,7 @@
             <w:vAlign w:val="center"/>
           </w:tcPr>
           <w:p>
-            <w:r/>
-            <w:r>
-              <w:rPr>
-                <w:rFonts w:ascii="Times New Roman" w:hAnsi="Times New Roman"/>
-                <w:b w:val="0"/>
-                <w:sz w:val="20"/>
-              </w:rPr>
+            <w:r>
               <w:t>27</w:t>
             </w:r>
           </w:p>
@@ -2048,13 +1394,7 @@
             <w:vAlign w:val="center"/>
           </w:tcPr>
           <w:p>
-            <w:r/>
-            <w:r>
-              <w:rPr>
-                <w:rFonts w:ascii="Times New Roman" w:hAnsi="Times New Roman"/>
-                <w:b w:val="0"/>
-                <w:sz w:val="20"/>
-              </w:rPr>
+            <w:r>
               <w:t>В играх я предпочитаю скорее выигрывать, чем проигрывать.</w:t>
             </w:r>
           </w:p>
@@ -2065,13 +1405,7 @@
             <w:vAlign w:val="center"/>
           </w:tcPr>
           <w:p>
-            <w:r/>
-            <w:r>
-              <w:rPr>
-                <w:rFonts w:ascii="Times New Roman" w:hAnsi="Times New Roman"/>
-                <w:b w:val="0"/>
-                <w:sz w:val="20"/>
-              </w:rPr>
+            <w:r>
               <w:t>Один из списка: Да/Нет</w:t>
             </w:r>
           </w:p>
@@ -2082,13 +1416,7 @@
             <w:vAlign w:val="center"/>
           </w:tcPr>
           <w:p>
-            <w:r/>
-            <w:r>
-              <w:rPr>
-                <w:rFonts w:ascii="Times New Roman" w:hAnsi="Times New Roman"/>
-                <w:b w:val="0"/>
-                <w:sz w:val="20"/>
-              </w:rPr>
+            <w:r>
               <w:t>Да</w:t>
             </w:r>
           </w:p>
@@ -2101,13 +1429,7 @@
             <w:vAlign w:val="center"/>
           </w:tcPr>
           <w:p>
-            <w:r/>
-            <w:r>
-              <w:rPr>
-                <w:rFonts w:ascii="Times New Roman" w:hAnsi="Times New Roman"/>
-                <w:b w:val="0"/>
-                <w:sz w:val="20"/>
-              </w:rPr>
+            <w:r>
               <w:t>28</w:t>
             </w:r>
           </w:p>
@@ -2118,13 +1440,7 @@
             <w:vAlign w:val="center"/>
           </w:tcPr>
           <w:p>
-            <w:r/>
-            <w:r>
-              <w:rPr>
-                <w:rFonts w:ascii="Times New Roman" w:hAnsi="Times New Roman"/>
-                <w:b w:val="0"/>
-                <w:sz w:val="20"/>
-              </w:rPr>
+            <w:r>
               <w:t>Я более чувствителен, чем большинство других людей.</w:t>
             </w:r>
           </w:p>
@@ -2135,13 +1451,7 @@
             <w:vAlign w:val="center"/>
           </w:tcPr>
           <w:p>
-            <w:r/>
-            <w:r>
-              <w:rPr>
-                <w:rFonts w:ascii="Times New Roman" w:hAnsi="Times New Roman"/>
-                <w:b w:val="0"/>
-                <w:sz w:val="20"/>
-              </w:rPr>
+            <w:r>
               <w:t>Один из списка: Да/Нет</w:t>
             </w:r>
           </w:p>
@@ -2152,13 +1462,7 @@
             <w:vAlign w:val="center"/>
           </w:tcPr>
           <w:p>
-            <w:r/>
-            <w:r>
-              <w:rPr>
-                <w:rFonts w:ascii="Times New Roman" w:hAnsi="Times New Roman"/>
-                <w:b w:val="0"/>
-                <w:sz w:val="20"/>
-              </w:rPr>
+            <w:r>
               <w:t>Да</w:t>
             </w:r>
           </w:p>
@@ -2171,13 +1475,7 @@
             <w:vAlign w:val="center"/>
           </w:tcPr>
           <w:p>
-            <w:r/>
-            <w:r>
-              <w:rPr>
-                <w:rFonts w:ascii="Times New Roman" w:hAnsi="Times New Roman"/>
-                <w:b w:val="0"/>
-                <w:sz w:val="20"/>
-              </w:rPr>
+            <w:r>
               <w:t>29</w:t>
             </w:r>
           </w:p>
@@ -2188,13 +1486,7 @@
             <w:vAlign w:val="center"/>
           </w:tcPr>
           <w:p>
-            <w:r/>
-            <w:r>
-              <w:rPr>
-                <w:rFonts w:ascii="Times New Roman" w:hAnsi="Times New Roman"/>
-                <w:b w:val="0"/>
-                <w:sz w:val="20"/>
-              </w:rPr>
+            <w:r>
               <w:t>Бывает, что нескромные шутки и остроты вызывают у меня смех.</w:t>
             </w:r>
           </w:p>
@@ -2205,13 +1497,7 @@
             <w:vAlign w:val="center"/>
           </w:tcPr>
           <w:p>
-            <w:r/>
-            <w:r>
-              <w:rPr>
-                <w:rFonts w:ascii="Times New Roman" w:hAnsi="Times New Roman"/>
-                <w:b w:val="0"/>
-                <w:sz w:val="20"/>
-              </w:rPr>
+            <w:r>
               <w:t>Один из списка: Да/Нет</w:t>
             </w:r>
           </w:p>
@@ -2222,13 +1508,7 @@
             <w:vAlign w:val="center"/>
           </w:tcPr>
           <w:p>
-            <w:r/>
-            <w:r>
-              <w:rPr>
-                <w:rFonts w:ascii="Times New Roman" w:hAnsi="Times New Roman"/>
-                <w:b w:val="0"/>
-                <w:sz w:val="20"/>
-              </w:rPr>
+            <w:r>
               <w:t>Да</w:t>
             </w:r>
           </w:p>
@@ -2241,13 +1521,7 @@
             <w:vAlign w:val="center"/>
           </w:tcPr>
           <w:p>
-            <w:r/>
-            <w:r>
-              <w:rPr>
-                <w:rFonts w:ascii="Times New Roman" w:hAnsi="Times New Roman"/>
-                <w:b w:val="0"/>
-                <w:sz w:val="20"/>
-              </w:rPr>
+            <w:r>
               <w:t>30</w:t>
             </w:r>
           </w:p>
@@ -2258,13 +1532,7 @@
             <w:vAlign w:val="center"/>
           </w:tcPr>
           <w:p>
-            <w:r/>
-            <w:r>
-              <w:rPr>
-                <w:rFonts w:ascii="Times New Roman" w:hAnsi="Times New Roman"/>
-                <w:b w:val="0"/>
-                <w:sz w:val="20"/>
-              </w:rPr>
+            <w:r>
               <w:t>Я хотел бы быть так же доволен жизнью, как, вероятно, довольны другие.</w:t>
             </w:r>
           </w:p>
@@ -2275,13 +1543,7 @@
             <w:vAlign w:val="center"/>
           </w:tcPr>
           <w:p>
-            <w:r/>
-            <w:r>
-              <w:rPr>
-                <w:rFonts w:ascii="Times New Roman" w:hAnsi="Times New Roman"/>
-                <w:b w:val="0"/>
-                <w:sz w:val="20"/>
-              </w:rPr>
+            <w:r>
               <w:t>Один из списка: Да/Нет</w:t>
             </w:r>
           </w:p>
@@ -2292,13 +1554,7 @@
             <w:vAlign w:val="center"/>
           </w:tcPr>
           <w:p>
-            <w:r/>
-            <w:r>
-              <w:rPr>
-                <w:rFonts w:ascii="Times New Roman" w:hAnsi="Times New Roman"/>
-                <w:b w:val="0"/>
-                <w:sz w:val="20"/>
-              </w:rPr>
+            <w:r>
               <w:t>Да</w:t>
             </w:r>
           </w:p>
@@ -2311,13 +1567,7 @@
             <w:vAlign w:val="center"/>
           </w:tcPr>
           <w:p>
-            <w:r/>
-            <w:r>
-              <w:rPr>
-                <w:rFonts w:ascii="Times New Roman" w:hAnsi="Times New Roman"/>
-                <w:b w:val="0"/>
-                <w:sz w:val="20"/>
-              </w:rPr>
+            <w:r>
               <w:t>31</w:t>
             </w:r>
           </w:p>
@@ -2328,13 +1578,7 @@
             <w:vAlign w:val="center"/>
           </w:tcPr>
           <w:p>
-            <w:r/>
-            <w:r>
-              <w:rPr>
-                <w:rFonts w:ascii="Times New Roman" w:hAnsi="Times New Roman"/>
-                <w:b w:val="0"/>
-                <w:sz w:val="20"/>
-              </w:rPr>
+            <w:r>
               <w:t>Мой желудок сильно беспокоит меня.</w:t>
             </w:r>
           </w:p>
@@ -2345,13 +1589,7 @@
             <w:vAlign w:val="center"/>
           </w:tcPr>
           <w:p>
-            <w:r/>
-            <w:r>
-              <w:rPr>
-                <w:rFonts w:ascii="Times New Roman" w:hAnsi="Times New Roman"/>
-                <w:b w:val="0"/>
-                <w:sz w:val="20"/>
-              </w:rPr>
+            <w:r>
               <w:t>Один из списка: Да/Нет</w:t>
             </w:r>
           </w:p>
@@ -2362,13 +1600,7 @@
             <w:vAlign w:val="center"/>
           </w:tcPr>
           <w:p>
-            <w:r/>
-            <w:r>
-              <w:rPr>
-                <w:rFonts w:ascii="Times New Roman" w:hAnsi="Times New Roman"/>
-                <w:b w:val="0"/>
-                <w:sz w:val="20"/>
-              </w:rPr>
+            <w:r>
               <w:t>Да</w:t>
             </w:r>
           </w:p>
@@ -2381,13 +1613,7 @@
             <w:vAlign w:val="center"/>
           </w:tcPr>
           <w:p>
-            <w:r/>
-            <w:r>
-              <w:rPr>
-                <w:rFonts w:ascii="Times New Roman" w:hAnsi="Times New Roman"/>
-                <w:b w:val="0"/>
-                <w:sz w:val="20"/>
-              </w:rPr>
+            <w:r>
               <w:t>32</w:t>
             </w:r>
           </w:p>
@@ -2398,13 +1624,7 @@
             <w:vAlign w:val="center"/>
           </w:tcPr>
           <w:p>
-            <w:r/>
-            <w:r>
-              <w:rPr>
-                <w:rFonts w:ascii="Times New Roman" w:hAnsi="Times New Roman"/>
-                <w:b w:val="0"/>
-                <w:sz w:val="20"/>
-              </w:rPr>
+            <w:r>
               <w:t>Я постоянно озабочен своими материальными и служебными делами.</w:t>
             </w:r>
           </w:p>
@@ -2415,13 +1635,7 @@
             <w:vAlign w:val="center"/>
           </w:tcPr>
           <w:p>
-            <w:r/>
-            <w:r>
-              <w:rPr>
-                <w:rFonts w:ascii="Times New Roman" w:hAnsi="Times New Roman"/>
-                <w:b w:val="0"/>
-                <w:sz w:val="20"/>
-              </w:rPr>
+            <w:r>
               <w:t>Один из списка: Да/Нет</w:t>
             </w:r>
           </w:p>
@@ -2432,13 +1646,7 @@
             <w:vAlign w:val="center"/>
           </w:tcPr>
           <w:p>
-            <w:r/>
-            <w:r>
-              <w:rPr>
-                <w:rFonts w:ascii="Times New Roman" w:hAnsi="Times New Roman"/>
-                <w:b w:val="0"/>
-                <w:sz w:val="20"/>
-              </w:rPr>
+            <w:r>
               <w:t>Да</w:t>
             </w:r>
           </w:p>
@@ -2451,13 +1659,7 @@
             <w:vAlign w:val="center"/>
           </w:tcPr>
           <w:p>
-            <w:r/>
-            <w:r>
-              <w:rPr>
-                <w:rFonts w:ascii="Times New Roman" w:hAnsi="Times New Roman"/>
-                <w:b w:val="0"/>
-                <w:sz w:val="20"/>
-              </w:rPr>
+            <w:r>
               <w:t>33</w:t>
             </w:r>
           </w:p>
@@ -2468,13 +1670,7 @@
             <w:vAlign w:val="center"/>
           </w:tcPr>
           <w:p>
-            <w:r/>
-            <w:r>
-              <w:rPr>
-                <w:rFonts w:ascii="Times New Roman" w:hAnsi="Times New Roman"/>
-                <w:b w:val="0"/>
-                <w:sz w:val="20"/>
-              </w:rPr>
+            <w:r>
               <w:t>Я настороженно отношусь к некоторым людям, хотя знаю, что они не могут причинить мне вреда.</w:t>
             </w:r>
           </w:p>
@@ -2485,13 +1681,7 @@
             <w:vAlign w:val="center"/>
           </w:tcPr>
           <w:p>
-            <w:r/>
-            <w:r>
-              <w:rPr>
-                <w:rFonts w:ascii="Times New Roman" w:hAnsi="Times New Roman"/>
-                <w:b w:val="0"/>
-                <w:sz w:val="20"/>
-              </w:rPr>
+            <w:r>
               <w:t>Один из списка: Да/Нет</w:t>
             </w:r>
           </w:p>
@@ -2502,13 +1692,7 @@
             <w:vAlign w:val="center"/>
           </w:tcPr>
           <w:p>
-            <w:r/>
-            <w:r>
-              <w:rPr>
-                <w:rFonts w:ascii="Times New Roman" w:hAnsi="Times New Roman"/>
-                <w:b w:val="0"/>
-                <w:sz w:val="20"/>
-              </w:rPr>
+            <w:r>
               <w:t>Да</w:t>
             </w:r>
           </w:p>
@@ -2521,13 +1705,7 @@
             <w:vAlign w:val="center"/>
           </w:tcPr>
           <w:p>
-            <w:r/>
-            <w:r>
-              <w:rPr>
-                <w:rFonts w:ascii="Times New Roman" w:hAnsi="Times New Roman"/>
-                <w:b w:val="0"/>
-                <w:sz w:val="20"/>
-              </w:rPr>
+            <w:r>
               <w:t>34</w:t>
             </w:r>
           </w:p>
@@ -2538,13 +1716,7 @@
             <w:vAlign w:val="center"/>
           </w:tcPr>
           <w:p>
-            <w:r/>
-            <w:r>
-              <w:rPr>
-                <w:rFonts w:ascii="Times New Roman" w:hAnsi="Times New Roman"/>
-                <w:b w:val="0"/>
-                <w:sz w:val="20"/>
-              </w:rPr>
+            <w:r>
               <w:t>Мне порой кажется, что передо мной нагромождены такие трудности, которых мне не преодолеть.</w:t>
             </w:r>
           </w:p>
@@ -2555,13 +1727,7 @@
             <w:vAlign w:val="center"/>
           </w:tcPr>
           <w:p>
-            <w:r/>
-            <w:r>
-              <w:rPr>
-                <w:rFonts w:ascii="Times New Roman" w:hAnsi="Times New Roman"/>
-                <w:b w:val="0"/>
-                <w:sz w:val="20"/>
-              </w:rPr>
+            <w:r>
               <w:t>Один из списка: Да/Нет</w:t>
             </w:r>
           </w:p>
@@ -2572,13 +1738,7 @@
             <w:vAlign w:val="center"/>
           </w:tcPr>
           <w:p>
-            <w:r/>
-            <w:r>
-              <w:rPr>
-                <w:rFonts w:ascii="Times New Roman" w:hAnsi="Times New Roman"/>
-                <w:b w:val="0"/>
-                <w:sz w:val="20"/>
-              </w:rPr>
+            <w:r>
               <w:t>Да</w:t>
             </w:r>
           </w:p>
@@ -2591,13 +1751,7 @@
             <w:vAlign w:val="center"/>
           </w:tcPr>
           <w:p>
-            <w:r/>
-            <w:r>
-              <w:rPr>
-                <w:rFonts w:ascii="Times New Roman" w:hAnsi="Times New Roman"/>
-                <w:b w:val="0"/>
-                <w:sz w:val="20"/>
-              </w:rPr>
+            <w:r>
               <w:t>35</w:t>
             </w:r>
           </w:p>
@@ -2608,13 +1762,7 @@
             <w:vAlign w:val="center"/>
           </w:tcPr>
           <w:p>
-            <w:r/>
-            <w:r>
-              <w:rPr>
-                <w:rFonts w:ascii="Times New Roman" w:hAnsi="Times New Roman"/>
-                <w:b w:val="0"/>
-                <w:sz w:val="20"/>
-              </w:rPr>
+            <w:r>
               <w:t>Я легко прихожу в замешательство.</w:t>
             </w:r>
           </w:p>
@@ -2625,13 +1773,7 @@
             <w:vAlign w:val="center"/>
           </w:tcPr>
           <w:p>
-            <w:r/>
-            <w:r>
-              <w:rPr>
-                <w:rFonts w:ascii="Times New Roman" w:hAnsi="Times New Roman"/>
-                <w:b w:val="0"/>
-                <w:sz w:val="20"/>
-              </w:rPr>
+            <w:r>
               <w:t>Один из списка: Да/Нет</w:t>
             </w:r>
           </w:p>
@@ -2642,13 +1784,7 @@
             <w:vAlign w:val="center"/>
           </w:tcPr>
           <w:p>
-            <w:r/>
-            <w:r>
-              <w:rPr>
-                <w:rFonts w:ascii="Times New Roman" w:hAnsi="Times New Roman"/>
-                <w:b w:val="0"/>
-                <w:sz w:val="20"/>
-              </w:rPr>
+            <w:r>
               <w:t>Да</w:t>
             </w:r>
           </w:p>
@@ -2661,13 +1797,7 @@
             <w:vAlign w:val="center"/>
           </w:tcPr>
           <w:p>
-            <w:r/>
-            <w:r>
-              <w:rPr>
-                <w:rFonts w:ascii="Times New Roman" w:hAnsi="Times New Roman"/>
-                <w:b w:val="0"/>
-                <w:sz w:val="20"/>
-              </w:rPr>
+            <w:r>
               <w:t>36</w:t>
             </w:r>
           </w:p>
@@ -2678,13 +1808,7 @@
             <w:vAlign w:val="center"/>
           </w:tcPr>
           <w:p>
-            <w:r/>
-            <w:r>
-              <w:rPr>
-                <w:rFonts w:ascii="Times New Roman" w:hAnsi="Times New Roman"/>
-                <w:b w:val="0"/>
-                <w:sz w:val="20"/>
-              </w:rPr>
+            <w:r>
               <w:t>Временами я становлюсь настолько возбужденным, что это мешает мне заснуть.</w:t>
             </w:r>
           </w:p>
@@ -2695,13 +1819,7 @@
             <w:vAlign w:val="center"/>
           </w:tcPr>
           <w:p>
-            <w:r/>
-            <w:r>
-              <w:rPr>
-                <w:rFonts w:ascii="Times New Roman" w:hAnsi="Times New Roman"/>
-                <w:b w:val="0"/>
-                <w:sz w:val="20"/>
-              </w:rPr>
+            <w:r>
               <w:t>Один из списка: Да/Нет</w:t>
             </w:r>
           </w:p>
@@ -2712,13 +1830,7 @@
             <w:vAlign w:val="center"/>
           </w:tcPr>
           <w:p>
-            <w:r/>
-            <w:r>
-              <w:rPr>
-                <w:rFonts w:ascii="Times New Roman" w:hAnsi="Times New Roman"/>
-                <w:b w:val="0"/>
-                <w:sz w:val="20"/>
-              </w:rPr>
+            <w:r>
               <w:t>Да</w:t>
             </w:r>
           </w:p>
@@ -2731,13 +1843,7 @@
             <w:vAlign w:val="center"/>
           </w:tcPr>
           <w:p>
-            <w:r/>
-            <w:r>
-              <w:rPr>
-                <w:rFonts w:ascii="Times New Roman" w:hAnsi="Times New Roman"/>
-                <w:b w:val="0"/>
-                <w:sz w:val="20"/>
-              </w:rPr>
+            <w:r>
               <w:t>37</w:t>
             </w:r>
           </w:p>
@@ -2748,13 +1854,7 @@
             <w:vAlign w:val="center"/>
           </w:tcPr>
           <w:p>
-            <w:r/>
-            <w:r>
-              <w:rPr>
-                <w:rFonts w:ascii="Times New Roman" w:hAnsi="Times New Roman"/>
-                <w:b w:val="0"/>
-                <w:sz w:val="20"/>
-              </w:rPr>
+            <w:r>
               <w:t>Я предпочитаю уклоняться от конфликтов и затруднительных положений.</w:t>
             </w:r>
           </w:p>
@@ -2765,13 +1865,7 @@
             <w:vAlign w:val="center"/>
           </w:tcPr>
           <w:p>
-            <w:r/>
-            <w:r>
-              <w:rPr>
-                <w:rFonts w:ascii="Times New Roman" w:hAnsi="Times New Roman"/>
-                <w:b w:val="0"/>
-                <w:sz w:val="20"/>
-              </w:rPr>
+            <w:r>
               <w:t>Один из списка: Да/Нет</w:t>
             </w:r>
           </w:p>
@@ -2782,13 +1876,7 @@
             <w:vAlign w:val="center"/>
           </w:tcPr>
           <w:p>
-            <w:r/>
-            <w:r>
-              <w:rPr>
-                <w:rFonts w:ascii="Times New Roman" w:hAnsi="Times New Roman"/>
-                <w:b w:val="0"/>
-                <w:sz w:val="20"/>
-              </w:rPr>
+            <w:r>
               <w:t>Да</w:t>
             </w:r>
           </w:p>
@@ -2801,13 +1889,7 @@
             <w:vAlign w:val="center"/>
           </w:tcPr>
           <w:p>
-            <w:r/>
-            <w:r>
-              <w:rPr>
-                <w:rFonts w:ascii="Times New Roman" w:hAnsi="Times New Roman"/>
-                <w:b w:val="0"/>
-                <w:sz w:val="20"/>
-              </w:rPr>
+            <w:r>
               <w:t>38</w:t>
             </w:r>
           </w:p>
@@ -2818,13 +1900,7 @@
             <w:vAlign w:val="center"/>
           </w:tcPr>
           <w:p>
-            <w:r/>
-            <w:r>
-              <w:rPr>
-                <w:rFonts w:ascii="Times New Roman" w:hAnsi="Times New Roman"/>
-                <w:b w:val="0"/>
-                <w:sz w:val="20"/>
-              </w:rPr>
+            <w:r>
               <w:t>У меня бывают приступы тошноты и рвоты.</w:t>
             </w:r>
           </w:p>
@@ -2835,13 +1911,7 @@
             <w:vAlign w:val="center"/>
           </w:tcPr>
           <w:p>
-            <w:r/>
-            <w:r>
-              <w:rPr>
-                <w:rFonts w:ascii="Times New Roman" w:hAnsi="Times New Roman"/>
-                <w:b w:val="0"/>
-                <w:sz w:val="20"/>
-              </w:rPr>
+            <w:r>
               <w:t>Один из списка: Да/Нет</w:t>
             </w:r>
           </w:p>
@@ -2852,13 +1922,7 @@
             <w:vAlign w:val="center"/>
           </w:tcPr>
           <w:p>
-            <w:r/>
-            <w:r>
-              <w:rPr>
-                <w:rFonts w:ascii="Times New Roman" w:hAnsi="Times New Roman"/>
-                <w:b w:val="0"/>
-                <w:sz w:val="20"/>
-              </w:rPr>
+            <w:r>
               <w:t>Да</w:t>
             </w:r>
           </w:p>
@@ -2871,13 +1935,7 @@
             <w:vAlign w:val="center"/>
           </w:tcPr>
           <w:p>
-            <w:r/>
-            <w:r>
-              <w:rPr>
-                <w:rFonts w:ascii="Times New Roman" w:hAnsi="Times New Roman"/>
-                <w:b w:val="0"/>
-                <w:sz w:val="20"/>
-              </w:rPr>
+            <w:r>
               <w:t>39</w:t>
             </w:r>
           </w:p>
@@ -2888,13 +1946,7 @@
             <w:vAlign w:val="center"/>
           </w:tcPr>
           <w:p>
-            <w:r/>
-            <w:r>
-              <w:rPr>
-                <w:rFonts w:ascii="Times New Roman" w:hAnsi="Times New Roman"/>
-                <w:b w:val="0"/>
-                <w:sz w:val="20"/>
-              </w:rPr>
+            <w:r>
               <w:t>Я никогда не опаздываю на свидания или работу.</w:t>
             </w:r>
           </w:p>
@@ -2905,13 +1957,7 @@
             <w:vAlign w:val="center"/>
           </w:tcPr>
           <w:p>
-            <w:r/>
-            <w:r>
-              <w:rPr>
-                <w:rFonts w:ascii="Times New Roman" w:hAnsi="Times New Roman"/>
-                <w:b w:val="0"/>
-                <w:sz w:val="20"/>
-              </w:rPr>
+            <w:r>
               <w:t>Один из списка: Да/Нет</w:t>
             </w:r>
           </w:p>
@@ -2922,13 +1968,7 @@
             <w:vAlign w:val="center"/>
           </w:tcPr>
           <w:p>
-            <w:r/>
-            <w:r>
-              <w:rPr>
-                <w:rFonts w:ascii="Times New Roman" w:hAnsi="Times New Roman"/>
-                <w:b w:val="0"/>
-                <w:sz w:val="20"/>
-              </w:rPr>
+            <w:r>
               <w:t>Да</w:t>
             </w:r>
           </w:p>
@@ -2941,13 +1981,7 @@
             <w:vAlign w:val="center"/>
           </w:tcPr>
           <w:p>
-            <w:r/>
-            <w:r>
-              <w:rPr>
-                <w:rFonts w:ascii="Times New Roman" w:hAnsi="Times New Roman"/>
-                <w:b w:val="0"/>
-                <w:sz w:val="20"/>
-              </w:rPr>
+            <w:r>
               <w:t>40</w:t>
             </w:r>
           </w:p>
@@ -2958,13 +1992,7 @@
             <w:vAlign w:val="center"/>
           </w:tcPr>
           <w:p>
-            <w:r/>
-            <w:r>
-              <w:rPr>
-                <w:rFonts w:ascii="Times New Roman" w:hAnsi="Times New Roman"/>
-                <w:b w:val="0"/>
-                <w:sz w:val="20"/>
-              </w:rPr>
+            <w:r>
               <w:t>Временами я определенно чувствую себя ненужным.</w:t>
             </w:r>
           </w:p>
@@ -2975,13 +2003,7 @@
             <w:vAlign w:val="center"/>
           </w:tcPr>
           <w:p>
-            <w:r/>
-            <w:r>
-              <w:rPr>
-                <w:rFonts w:ascii="Times New Roman" w:hAnsi="Times New Roman"/>
-                <w:b w:val="0"/>
-                <w:sz w:val="20"/>
-              </w:rPr>
+            <w:r>
               <w:t>Один из списка: Да/Нет</w:t>
             </w:r>
           </w:p>
@@ -2992,13 +2014,7 @@
             <w:vAlign w:val="center"/>
           </w:tcPr>
           <w:p>
-            <w:r/>
-            <w:r>
-              <w:rPr>
-                <w:rFonts w:ascii="Times New Roman" w:hAnsi="Times New Roman"/>
-                <w:b w:val="0"/>
-                <w:sz w:val="20"/>
-              </w:rPr>
+            <w:r>
               <w:t>Да</w:t>
             </w:r>
           </w:p>
@@ -3011,13 +2027,7 @@
             <w:vAlign w:val="center"/>
           </w:tcPr>
           <w:p>
-            <w:r/>
-            <w:r>
-              <w:rPr>
-                <w:rFonts w:ascii="Times New Roman" w:hAnsi="Times New Roman"/>
-                <w:b w:val="0"/>
-                <w:sz w:val="20"/>
-              </w:rPr>
+            <w:r>
               <w:t>41</w:t>
             </w:r>
           </w:p>
@@ -3028,13 +2038,7 @@
             <w:vAlign w:val="center"/>
           </w:tcPr>
           <w:p>
-            <w:r/>
-            <w:r>
-              <w:rPr>
-                <w:rFonts w:ascii="Times New Roman" w:hAnsi="Times New Roman"/>
-                <w:b w:val="0"/>
-                <w:sz w:val="20"/>
-              </w:rPr>
+            <w:r>
               <w:t>Иногда мне хочется выругаться.</w:t>
             </w:r>
           </w:p>
@@ -3045,13 +2049,7 @@
             <w:vAlign w:val="center"/>
           </w:tcPr>
           <w:p>
-            <w:r/>
-            <w:r>
-              <w:rPr>
-                <w:rFonts w:ascii="Times New Roman" w:hAnsi="Times New Roman"/>
-                <w:b w:val="0"/>
-                <w:sz w:val="20"/>
-              </w:rPr>
+            <w:r>
               <w:t>Один из списка: Да/Нет</w:t>
             </w:r>
           </w:p>
@@ -3062,13 +2060,7 @@
             <w:vAlign w:val="center"/>
           </w:tcPr>
           <w:p>
-            <w:r/>
-            <w:r>
-              <w:rPr>
-                <w:rFonts w:ascii="Times New Roman" w:hAnsi="Times New Roman"/>
-                <w:b w:val="0"/>
-                <w:sz w:val="20"/>
-              </w:rPr>
+            <w:r>
               <w:t>Да</w:t>
             </w:r>
           </w:p>
@@ -3081,13 +2073,7 @@
             <w:vAlign w:val="center"/>
           </w:tcPr>
           <w:p>
-            <w:r/>
-            <w:r>
-              <w:rPr>
-                <w:rFonts w:ascii="Times New Roman" w:hAnsi="Times New Roman"/>
-                <w:b w:val="0"/>
-                <w:sz w:val="20"/>
-              </w:rPr>
+            <w:r>
               <w:t>42</w:t>
             </w:r>
           </w:p>
@@ -3098,13 +2084,7 @@
             <w:vAlign w:val="center"/>
           </w:tcPr>
           <w:p>
-            <w:r/>
-            <w:r>
-              <w:rPr>
-                <w:rFonts w:ascii="Times New Roman" w:hAnsi="Times New Roman"/>
-                <w:b w:val="0"/>
-                <w:sz w:val="20"/>
-              </w:rPr>
+            <w:r>
               <w:t>Почти всегда я испытываю тревогу в связи с чем-либо или с кем-либо.</w:t>
             </w:r>
           </w:p>
@@ -3115,13 +2095,7 @@
             <w:vAlign w:val="center"/>
           </w:tcPr>
           <w:p>
-            <w:r/>
-            <w:r>
-              <w:rPr>
-                <w:rFonts w:ascii="Times New Roman" w:hAnsi="Times New Roman"/>
-                <w:b w:val="0"/>
-                <w:sz w:val="20"/>
-              </w:rPr>
+            <w:r>
               <w:t>Один из списка: Да/Нет</w:t>
             </w:r>
           </w:p>
@@ -3132,13 +2106,7 @@
             <w:vAlign w:val="center"/>
           </w:tcPr>
           <w:p>
-            <w:r/>
-            <w:r>
-              <w:rPr>
-                <w:rFonts w:ascii="Times New Roman" w:hAnsi="Times New Roman"/>
-                <w:b w:val="0"/>
-                <w:sz w:val="20"/>
-              </w:rPr>
+            <w:r>
               <w:t>Да</w:t>
             </w:r>
           </w:p>
@@ -3151,13 +2119,7 @@
             <w:vAlign w:val="center"/>
           </w:tcPr>
           <w:p>
-            <w:r/>
-            <w:r>
-              <w:rPr>
-                <w:rFonts w:ascii="Times New Roman" w:hAnsi="Times New Roman"/>
-                <w:b w:val="0"/>
-                <w:sz w:val="20"/>
-              </w:rPr>
+            <w:r>
               <w:t>43</w:t>
             </w:r>
           </w:p>
@@ -3168,13 +2130,7 @@
             <w:vAlign w:val="center"/>
           </w:tcPr>
           <w:p>
-            <w:r/>
-            <w:r>
-              <w:rPr>
-                <w:rFonts w:ascii="Times New Roman" w:hAnsi="Times New Roman"/>
-                <w:b w:val="0"/>
-                <w:sz w:val="20"/>
-              </w:rPr>
+            <w:r>
               <w:t>Меня беспокоят возможные неудачи.</w:t>
             </w:r>
           </w:p>
@@ -3185,13 +2141,7 @@
             <w:vAlign w:val="center"/>
           </w:tcPr>
           <w:p>
-            <w:r/>
-            <w:r>
-              <w:rPr>
-                <w:rFonts w:ascii="Times New Roman" w:hAnsi="Times New Roman"/>
-                <w:b w:val="0"/>
-                <w:sz w:val="20"/>
-              </w:rPr>
+            <w:r>
               <w:t>Один из списка: Да/Нет</w:t>
             </w:r>
           </w:p>
@@ -3202,13 +2152,7 @@
             <w:vAlign w:val="center"/>
           </w:tcPr>
           <w:p>
-            <w:r/>
-            <w:r>
-              <w:rPr>
-                <w:rFonts w:ascii="Times New Roman" w:hAnsi="Times New Roman"/>
-                <w:b w:val="0"/>
-                <w:sz w:val="20"/>
-              </w:rPr>
+            <w:r>
               <w:t>Да</w:t>
             </w:r>
           </w:p>
@@ -3221,13 +2165,7 @@
             <w:vAlign w:val="center"/>
           </w:tcPr>
           <w:p>
-            <w:r/>
-            <w:r>
-              <w:rPr>
-                <w:rFonts w:ascii="Times New Roman" w:hAnsi="Times New Roman"/>
-                <w:b w:val="0"/>
-                <w:sz w:val="20"/>
-              </w:rPr>
+            <w:r>
               <w:t>44</w:t>
             </w:r>
           </w:p>
@@ -3238,13 +2176,7 @@
             <w:vAlign w:val="center"/>
           </w:tcPr>
           <w:p>
-            <w:r/>
-            <w:r>
-              <w:rPr>
-                <w:rFonts w:ascii="Times New Roman" w:hAnsi="Times New Roman"/>
-                <w:b w:val="0"/>
-                <w:sz w:val="20"/>
-              </w:rPr>
+            <w:r>
               <w:t>Я часто боюсь, что вот-вот покраснею.</w:t>
             </w:r>
           </w:p>
@@ -3255,13 +2187,7 @@
             <w:vAlign w:val="center"/>
           </w:tcPr>
           <w:p>
-            <w:r/>
-            <w:r>
-              <w:rPr>
-                <w:rFonts w:ascii="Times New Roman" w:hAnsi="Times New Roman"/>
-                <w:b w:val="0"/>
-                <w:sz w:val="20"/>
-              </w:rPr>
+            <w:r>
               <w:t>Один из списка: Да/Нет</w:t>
             </w:r>
           </w:p>
@@ -3272,13 +2198,7 @@
             <w:vAlign w:val="center"/>
           </w:tcPr>
           <w:p>
-            <w:r/>
-            <w:r>
-              <w:rPr>
-                <w:rFonts w:ascii="Times New Roman" w:hAnsi="Times New Roman"/>
-                <w:b w:val="0"/>
-                <w:sz w:val="20"/>
-              </w:rPr>
+            <w:r>
               <w:t>Да</w:t>
             </w:r>
           </w:p>
@@ -3291,13 +2211,7 @@
             <w:vAlign w:val="center"/>
           </w:tcPr>
           <w:p>
-            <w:r/>
-            <w:r>
-              <w:rPr>
-                <w:rFonts w:ascii="Times New Roman" w:hAnsi="Times New Roman"/>
-                <w:b w:val="0"/>
-                <w:sz w:val="20"/>
-              </w:rPr>
+            <w:r>
               <w:t>45</w:t>
             </w:r>
           </w:p>
@@ -3308,13 +2222,7 @@
             <w:vAlign w:val="center"/>
           </w:tcPr>
           <w:p>
-            <w:r/>
-            <w:r>
-              <w:rPr>
-                <w:rFonts w:ascii="Times New Roman" w:hAnsi="Times New Roman"/>
-                <w:b w:val="0"/>
-                <w:sz w:val="20"/>
-              </w:rPr>
+            <w:r>
               <w:t>Меня нередко охватывает отчаяние.</w:t>
             </w:r>
           </w:p>
@@ -3325,13 +2233,7 @@
             <w:vAlign w:val="center"/>
           </w:tcPr>
           <w:p>
-            <w:r/>
-            <w:r>
-              <w:rPr>
-                <w:rFonts w:ascii="Times New Roman" w:hAnsi="Times New Roman"/>
-                <w:b w:val="0"/>
-                <w:sz w:val="20"/>
-              </w:rPr>
+            <w:r>
               <w:t>Один из списка: Да/Нет</w:t>
             </w:r>
           </w:p>
@@ -3342,13 +2244,7 @@
             <w:vAlign w:val="center"/>
           </w:tcPr>
           <w:p>
-            <w:r/>
-            <w:r>
-              <w:rPr>
-                <w:rFonts w:ascii="Times New Roman" w:hAnsi="Times New Roman"/>
-                <w:b w:val="0"/>
-                <w:sz w:val="20"/>
-              </w:rPr>
+            <w:r>
               <w:t>Да</w:t>
             </w:r>
           </w:p>
@@ -3361,13 +2257,7 @@
             <w:vAlign w:val="center"/>
           </w:tcPr>
           <w:p>
-            <w:r/>
-            <w:r>
-              <w:rPr>
-                <w:rFonts w:ascii="Times New Roman" w:hAnsi="Times New Roman"/>
-                <w:b w:val="0"/>
-                <w:sz w:val="20"/>
-              </w:rPr>
+            <w:r>
               <w:t>46</w:t>
             </w:r>
           </w:p>
@@ -3378,13 +2268,7 @@
             <w:vAlign w:val="center"/>
           </w:tcPr>
           <w:p>
-            <w:r/>
-            <w:r>
-              <w:rPr>
-                <w:rFonts w:ascii="Times New Roman" w:hAnsi="Times New Roman"/>
-                <w:b w:val="0"/>
-                <w:sz w:val="20"/>
-              </w:rPr>
+            <w:r>
               <w:t>Я - человек нервный и легко возбудимый.</w:t>
             </w:r>
           </w:p>
@@ -3395,13 +2279,7 @@
             <w:vAlign w:val="center"/>
           </w:tcPr>
           <w:p>
-            <w:r/>
-            <w:r>
-              <w:rPr>
-                <w:rFonts w:ascii="Times New Roman" w:hAnsi="Times New Roman"/>
-                <w:b w:val="0"/>
-                <w:sz w:val="20"/>
-              </w:rPr>
+            <w:r>
               <w:t>Один из списка: Да/Нет</w:t>
             </w:r>
           </w:p>
@@ -3412,13 +2290,7 @@
             <w:vAlign w:val="center"/>
           </w:tcPr>
           <w:p>
-            <w:r/>
-            <w:r>
-              <w:rPr>
-                <w:rFonts w:ascii="Times New Roman" w:hAnsi="Times New Roman"/>
-                <w:b w:val="0"/>
-                <w:sz w:val="20"/>
-              </w:rPr>
+            <w:r>
               <w:t>Да</w:t>
             </w:r>
           </w:p>
@@ -3431,13 +2303,7 @@
             <w:vAlign w:val="center"/>
           </w:tcPr>
           <w:p>
-            <w:r/>
-            <w:r>
-              <w:rPr>
-                <w:rFonts w:ascii="Times New Roman" w:hAnsi="Times New Roman"/>
-                <w:b w:val="0"/>
-                <w:sz w:val="20"/>
-              </w:rPr>
+            <w:r>
               <w:t>47</w:t>
             </w:r>
           </w:p>
@@ -3448,13 +2314,7 @@
             <w:vAlign w:val="center"/>
           </w:tcPr>
           <w:p>
-            <w:r/>
-            <w:r>
-              <w:rPr>
-                <w:rFonts w:ascii="Times New Roman" w:hAnsi="Times New Roman"/>
-                <w:b w:val="0"/>
-                <w:sz w:val="20"/>
-              </w:rPr>
+            <w:r>
               <w:t>Я часто замечаю, что мои руки дрожат, когда я пытаюсь что-нибудь сделать.</w:t>
             </w:r>
           </w:p>
@@ -3465,13 +2325,7 @@
             <w:vAlign w:val="center"/>
           </w:tcPr>
           <w:p>
-            <w:r/>
-            <w:r>
-              <w:rPr>
-                <w:rFonts w:ascii="Times New Roman" w:hAnsi="Times New Roman"/>
-                <w:b w:val="0"/>
-                <w:sz w:val="20"/>
-              </w:rPr>
+            <w:r>
               <w:t>Один из списка: Да/Нет</w:t>
             </w:r>
           </w:p>
@@ -3482,13 +2336,7 @@
             <w:vAlign w:val="center"/>
           </w:tcPr>
           <w:p>
-            <w:r/>
-            <w:r>
-              <w:rPr>
-                <w:rFonts w:ascii="Times New Roman" w:hAnsi="Times New Roman"/>
-                <w:b w:val="0"/>
-                <w:sz w:val="20"/>
-              </w:rPr>
+            <w:r>
               <w:t>Да</w:t>
             </w:r>
           </w:p>
@@ -3501,13 +2349,7 @@
             <w:vAlign w:val="center"/>
           </w:tcPr>
           <w:p>
-            <w:r/>
-            <w:r>
-              <w:rPr>
-                <w:rFonts w:ascii="Times New Roman" w:hAnsi="Times New Roman"/>
-                <w:b w:val="0"/>
-                <w:sz w:val="20"/>
-              </w:rPr>
+            <w:r>
               <w:t>48</w:t>
             </w:r>
           </w:p>
@@ -3518,13 +2360,7 @@
             <w:vAlign w:val="center"/>
           </w:tcPr>
           <w:p>
-            <w:r/>
-            <w:r>
-              <w:rPr>
-                <w:rFonts w:ascii="Times New Roman" w:hAnsi="Times New Roman"/>
-                <w:b w:val="0"/>
-                <w:sz w:val="20"/>
-              </w:rPr>
+            <w:r>
               <w:t>Я почти всегда испытываю чувство голода.</w:t>
             </w:r>
           </w:p>
@@ -3535,13 +2371,7 @@
             <w:vAlign w:val="center"/>
           </w:tcPr>
           <w:p>
-            <w:r/>
-            <w:r>
-              <w:rPr>
-                <w:rFonts w:ascii="Times New Roman" w:hAnsi="Times New Roman"/>
-                <w:b w:val="0"/>
-                <w:sz w:val="20"/>
-              </w:rPr>
+            <w:r>
               <w:t>Один из списка: Да/Нет</w:t>
             </w:r>
           </w:p>
@@ -3552,13 +2382,7 @@
             <w:vAlign w:val="center"/>
           </w:tcPr>
           <w:p>
-            <w:r/>
-            <w:r>
-              <w:rPr>
-                <w:rFonts w:ascii="Times New Roman" w:hAnsi="Times New Roman"/>
-                <w:b w:val="0"/>
-                <w:sz w:val="20"/>
-              </w:rPr>
+            <w:r>
               <w:t>Да</w:t>
             </w:r>
           </w:p>
@@ -3571,13 +2395,7 @@
             <w:vAlign w:val="center"/>
           </w:tcPr>
           <w:p>
-            <w:r/>
-            <w:r>
-              <w:rPr>
-                <w:rFonts w:ascii="Times New Roman" w:hAnsi="Times New Roman"/>
-                <w:b w:val="0"/>
-                <w:sz w:val="20"/>
-              </w:rPr>
+            <w:r>
               <w:t>49</w:t>
             </w:r>
           </w:p>
@@ -3588,13 +2406,7 @@
             <w:vAlign w:val="center"/>
           </w:tcPr>
           <w:p>
-            <w:r/>
-            <w:r>
-              <w:rPr>
-                <w:rFonts w:ascii="Times New Roman" w:hAnsi="Times New Roman"/>
-                <w:b w:val="0"/>
-                <w:sz w:val="20"/>
-              </w:rPr>
+            <w:r>
               <w:t>Мне не хватает уверенности в себе.</w:t>
             </w:r>
           </w:p>
@@ -3605,13 +2417,7 @@
             <w:vAlign w:val="center"/>
           </w:tcPr>
           <w:p>
-            <w:r/>
-            <w:r>
-              <w:rPr>
-                <w:rFonts w:ascii="Times New Roman" w:hAnsi="Times New Roman"/>
-                <w:b w:val="0"/>
-                <w:sz w:val="20"/>
-              </w:rPr>
+            <w:r>
               <w:t>Один из списка: Да/Нет</w:t>
             </w:r>
           </w:p>
@@ -3622,13 +2428,7 @@
             <w:vAlign w:val="center"/>
           </w:tcPr>
           <w:p>
-            <w:r/>
-            <w:r>
-              <w:rPr>
-                <w:rFonts w:ascii="Times New Roman" w:hAnsi="Times New Roman"/>
-                <w:b w:val="0"/>
-                <w:sz w:val="20"/>
-              </w:rPr>
+            <w:r>
               <w:t>Да</w:t>
             </w:r>
           </w:p>
@@ -3641,13 +2441,7 @@
             <w:vAlign w:val="center"/>
           </w:tcPr>
           <w:p>
-            <w:r/>
-            <w:r>
-              <w:rPr>
-                <w:rFonts w:ascii="Times New Roman" w:hAnsi="Times New Roman"/>
-                <w:b w:val="0"/>
-                <w:sz w:val="20"/>
-              </w:rPr>
+            <w:r>
               <w:t>50</w:t>
             </w:r>
           </w:p>
@@ -3658,13 +2452,7 @@
             <w:vAlign w:val="center"/>
           </w:tcPr>
           <w:p>
-            <w:r/>
-            <w:r>
-              <w:rPr>
-                <w:rFonts w:ascii="Times New Roman" w:hAnsi="Times New Roman"/>
-                <w:b w:val="0"/>
-                <w:sz w:val="20"/>
-              </w:rPr>
+            <w:r>
               <w:t>Я легко потею даже в прохладные дни.</w:t>
             </w:r>
           </w:p>
@@ -3675,13 +2463,7 @@
             <w:vAlign w:val="center"/>
           </w:tcPr>
           <w:p>
-            <w:r/>
-            <w:r>
-              <w:rPr>
-                <w:rFonts w:ascii="Times New Roman" w:hAnsi="Times New Roman"/>
-                <w:b w:val="0"/>
-                <w:sz w:val="20"/>
-              </w:rPr>
+            <w:r>
               <w:t>Один из списка: Да/Нет</w:t>
             </w:r>
           </w:p>
@@ -3692,13 +2474,7 @@
             <w:vAlign w:val="center"/>
           </w:tcPr>
           <w:p>
-            <w:r/>
-            <w:r>
-              <w:rPr>
-                <w:rFonts w:ascii="Times New Roman" w:hAnsi="Times New Roman"/>
-                <w:b w:val="0"/>
-                <w:sz w:val="20"/>
-              </w:rPr>
+            <w:r>
               <w:t>Да</w:t>
             </w:r>
           </w:p>
@@ -3711,13 +2487,7 @@
             <w:vAlign w:val="center"/>
           </w:tcPr>
           <w:p>
-            <w:r/>
-            <w:r>
-              <w:rPr>
-                <w:rFonts w:ascii="Times New Roman" w:hAnsi="Times New Roman"/>
-                <w:b w:val="0"/>
-                <w:sz w:val="20"/>
-              </w:rPr>
+            <w:r>
               <w:t>51</w:t>
             </w:r>
           </w:p>
@@ -3728,13 +2498,7 @@
             <w:vAlign w:val="center"/>
           </w:tcPr>
           <w:p>
-            <w:r/>
-            <w:r>
-              <w:rPr>
-                <w:rFonts w:ascii="Times New Roman" w:hAnsi="Times New Roman"/>
-                <w:b w:val="0"/>
-                <w:sz w:val="20"/>
-              </w:rPr>
+            <w:r>
               <w:t>Я часто мечтаю о таких вещах, о которых лучше никому не рассказывать.</w:t>
             </w:r>
           </w:p>
@@ -3745,13 +2509,7 @@
             <w:vAlign w:val="center"/>
           </w:tcPr>
           <w:p>
-            <w:r/>
-            <w:r>
-              <w:rPr>
-                <w:rFonts w:ascii="Times New Roman" w:hAnsi="Times New Roman"/>
-                <w:b w:val="0"/>
-                <w:sz w:val="20"/>
-              </w:rPr>
+            <w:r>
               <w:t>Один из списка: Да/Нет</w:t>
             </w:r>
           </w:p>
@@ -3762,13 +2520,7 @@
             <w:vAlign w:val="center"/>
           </w:tcPr>
           <w:p>
-            <w:r/>
-            <w:r>
-              <w:rPr>
-                <w:rFonts w:ascii="Times New Roman" w:hAnsi="Times New Roman"/>
-                <w:b w:val="0"/>
-                <w:sz w:val="20"/>
-              </w:rPr>
+            <w:r>
               <w:t>Да</w:t>
             </w:r>
           </w:p>
@@ -3781,13 +2533,7 @@
             <w:vAlign w:val="center"/>
           </w:tcPr>
           <w:p>
-            <w:r/>
-            <w:r>
-              <w:rPr>
-                <w:rFonts w:ascii="Times New Roman" w:hAnsi="Times New Roman"/>
-                <w:b w:val="0"/>
-                <w:sz w:val="20"/>
-              </w:rPr>
+            <w:r>
               <w:t>52</w:t>
             </w:r>
           </w:p>
@@ -3798,13 +2544,7 @@
             <w:vAlign w:val="center"/>
           </w:tcPr>
           <w:p>
-            <w:r/>
-            <w:r>
-              <w:rPr>
-                <w:rFonts w:ascii="Times New Roman" w:hAnsi="Times New Roman"/>
-                <w:b w:val="0"/>
-                <w:sz w:val="20"/>
-              </w:rPr>
+            <w:r>
               <w:t>У меня очень редко болит живот.</w:t>
             </w:r>
           </w:p>
@@ -3815,13 +2555,7 @@
             <w:vAlign w:val="center"/>
           </w:tcPr>
           <w:p>
-            <w:r/>
-            <w:r>
-              <w:rPr>
-                <w:rFonts w:ascii="Times New Roman" w:hAnsi="Times New Roman"/>
-                <w:b w:val="0"/>
-                <w:sz w:val="20"/>
-              </w:rPr>
+            <w:r>
               <w:t>Один из списка: Да/Нет</w:t>
             </w:r>
           </w:p>
@@ -3832,13 +2566,7 @@
             <w:vAlign w:val="center"/>
           </w:tcPr>
           <w:p>
-            <w:r/>
-            <w:r>
-              <w:rPr>
-                <w:rFonts w:ascii="Times New Roman" w:hAnsi="Times New Roman"/>
-                <w:b w:val="0"/>
-                <w:sz w:val="20"/>
-              </w:rPr>
+            <w:r>
               <w:t>Да</w:t>
             </w:r>
           </w:p>
@@ -3851,13 +2579,7 @@
             <w:vAlign w:val="center"/>
           </w:tcPr>
           <w:p>
-            <w:r/>
-            <w:r>
-              <w:rPr>
-                <w:rFonts w:ascii="Times New Roman" w:hAnsi="Times New Roman"/>
-                <w:b w:val="0"/>
-                <w:sz w:val="20"/>
-              </w:rPr>
+            <w:r>
               <w:t>53</w:t>
             </w:r>
           </w:p>
@@ -3868,13 +2590,7 @@
             <w:vAlign w:val="center"/>
           </w:tcPr>
           <w:p>
-            <w:r/>
-            <w:r>
-              <w:rPr>
-                <w:rFonts w:ascii="Times New Roman" w:hAnsi="Times New Roman"/>
-                <w:b w:val="0"/>
-                <w:sz w:val="20"/>
-              </w:rPr>
+            <w:r>
               <w:t>Я считаю, что мне очень трудно сосредоточиться на какой-либо задаче или работе.</w:t>
             </w:r>
           </w:p>
@@ -3885,13 +2601,7 @@
             <w:vAlign w:val="center"/>
           </w:tcPr>
           <w:p>
-            <w:r/>
-            <w:r>
-              <w:rPr>
-                <w:rFonts w:ascii="Times New Roman" w:hAnsi="Times New Roman"/>
-                <w:b w:val="0"/>
-                <w:sz w:val="20"/>
-              </w:rPr>
+            <w:r>
               <w:t>Один из списка: Да/Нет</w:t>
             </w:r>
           </w:p>
@@ -3902,13 +2612,7 @@
             <w:vAlign w:val="center"/>
           </w:tcPr>
           <w:p>
-            <w:r/>
-            <w:r>
-              <w:rPr>
-                <w:rFonts w:ascii="Times New Roman" w:hAnsi="Times New Roman"/>
-                <w:b w:val="0"/>
-                <w:sz w:val="20"/>
-              </w:rPr>
+            <w:r>
               <w:t>Да</w:t>
             </w:r>
           </w:p>
@@ -3921,13 +2625,7 @@
             <w:vAlign w:val="center"/>
           </w:tcPr>
           <w:p>
-            <w:r/>
-            <w:r>
-              <w:rPr>
-                <w:rFonts w:ascii="Times New Roman" w:hAnsi="Times New Roman"/>
-                <w:b w:val="0"/>
-                <w:sz w:val="20"/>
-              </w:rPr>
+            <w:r>
               <w:t>54</w:t>
             </w:r>
           </w:p>
@@ -3938,13 +2636,7 @@
             <w:vAlign w:val="center"/>
           </w:tcPr>
           <w:p>
-            <w:r/>
-            <w:r>
-              <w:rPr>
-                <w:rFonts w:ascii="Times New Roman" w:hAnsi="Times New Roman"/>
-                <w:b w:val="0"/>
-                <w:sz w:val="20"/>
-              </w:rPr>
+            <w:r>
               <w:t>У меня бывают периоды такого сильного беспокойства, что я не могу долго усидеть на одном месте.</w:t>
             </w:r>
           </w:p>
@@ -3955,13 +2647,7 @@
             <w:vAlign w:val="center"/>
           </w:tcPr>
           <w:p>
-            <w:r/>
-            <w:r>
-              <w:rPr>
-                <w:rFonts w:ascii="Times New Roman" w:hAnsi="Times New Roman"/>
-                <w:b w:val="0"/>
-                <w:sz w:val="20"/>
-              </w:rPr>
+            <w:r>
               <w:t>Один из списка: Да/Нет</w:t>
             </w:r>
           </w:p>
@@ -3972,13 +2658,7 @@
             <w:vAlign w:val="center"/>
           </w:tcPr>
           <w:p>
-            <w:r/>
-            <w:r>
-              <w:rPr>
-                <w:rFonts w:ascii="Times New Roman" w:hAnsi="Times New Roman"/>
-                <w:b w:val="0"/>
-                <w:sz w:val="20"/>
-              </w:rPr>
+            <w:r>
               <w:t>Да</w:t>
             </w:r>
           </w:p>
@@ -3991,13 +2671,7 @@
             <w:vAlign w:val="center"/>
           </w:tcPr>
           <w:p>
-            <w:r/>
-            <w:r>
-              <w:rPr>
-                <w:rFonts w:ascii="Times New Roman" w:hAnsi="Times New Roman"/>
-                <w:b w:val="0"/>
-                <w:sz w:val="20"/>
-              </w:rPr>
+            <w:r>
               <w:t>55</w:t>
             </w:r>
           </w:p>
@@ -4008,13 +2682,7 @@
             <w:vAlign w:val="center"/>
           </w:tcPr>
           <w:p>
-            <w:r/>
-            <w:r>
-              <w:rPr>
-                <w:rFonts w:ascii="Times New Roman" w:hAnsi="Times New Roman"/>
-                <w:b w:val="0"/>
-                <w:sz w:val="20"/>
-              </w:rPr>
+            <w:r>
               <w:t>Я всегда отвечаю на письма сразу же после прочтения.</w:t>
             </w:r>
           </w:p>
@@ -4025,13 +2693,7 @@
             <w:vAlign w:val="center"/>
           </w:tcPr>
           <w:p>
-            <w:r/>
-            <w:r>
-              <w:rPr>
-                <w:rFonts w:ascii="Times New Roman" w:hAnsi="Times New Roman"/>
-                <w:b w:val="0"/>
-                <w:sz w:val="20"/>
-              </w:rPr>
+            <w:r>
               <w:t>Один из списка: Да/Нет</w:t>
             </w:r>
           </w:p>
@@ -4042,13 +2704,7 @@
             <w:vAlign w:val="center"/>
           </w:tcPr>
           <w:p>
-            <w:r/>
-            <w:r>
-              <w:rPr>
-                <w:rFonts w:ascii="Times New Roman" w:hAnsi="Times New Roman"/>
-                <w:b w:val="0"/>
-                <w:sz w:val="20"/>
-              </w:rPr>
+            <w:r>
               <w:t>Да</w:t>
             </w:r>
           </w:p>
@@ -4061,13 +2717,7 @@
             <w:vAlign w:val="center"/>
           </w:tcPr>
           <w:p>
-            <w:r/>
-            <w:r>
-              <w:rPr>
-                <w:rFonts w:ascii="Times New Roman" w:hAnsi="Times New Roman"/>
-                <w:b w:val="0"/>
-                <w:sz w:val="20"/>
-              </w:rPr>
+            <w:r>
               <w:t>56</w:t>
             </w:r>
           </w:p>
@@ -4078,13 +2728,7 @@
             <w:vAlign w:val="center"/>
           </w:tcPr>
           <w:p>
-            <w:r/>
-            <w:r>
-              <w:rPr>
-                <w:rFonts w:ascii="Times New Roman" w:hAnsi="Times New Roman"/>
-                <w:b w:val="0"/>
-                <w:sz w:val="20"/>
-              </w:rPr>
+            <w:r>
               <w:t>Я легко расстраиваюсь.</w:t>
             </w:r>
           </w:p>
@@ -4095,13 +2739,7 @@
             <w:vAlign w:val="center"/>
           </w:tcPr>
           <w:p>
-            <w:r/>
-            <w:r>
-              <w:rPr>
-                <w:rFonts w:ascii="Times New Roman" w:hAnsi="Times New Roman"/>
-                <w:b w:val="0"/>
-                <w:sz w:val="20"/>
-              </w:rPr>
+            <w:r>
               <w:t>Один из списка: Да/Нет</w:t>
             </w:r>
           </w:p>
@@ -4112,13 +2750,7 @@
             <w:vAlign w:val="center"/>
           </w:tcPr>
           <w:p>
-            <w:r/>
-            <w:r>
-              <w:rPr>
-                <w:rFonts w:ascii="Times New Roman" w:hAnsi="Times New Roman"/>
-                <w:b w:val="0"/>
-                <w:sz w:val="20"/>
-              </w:rPr>
+            <w:r>
               <w:t>Да</w:t>
             </w:r>
           </w:p>
@@ -4131,13 +2763,7 @@
             <w:vAlign w:val="center"/>
           </w:tcPr>
           <w:p>
-            <w:r/>
-            <w:r>
-              <w:rPr>
-                <w:rFonts w:ascii="Times New Roman" w:hAnsi="Times New Roman"/>
-                <w:b w:val="0"/>
-                <w:sz w:val="20"/>
-              </w:rPr>
+            <w:r>
               <w:t>57</w:t>
             </w:r>
           </w:p>
@@ -4148,13 +2774,7 @@
             <w:vAlign w:val="center"/>
           </w:tcPr>
           <w:p>
-            <w:r/>
-            <w:r>
-              <w:rPr>
-                <w:rFonts w:ascii="Times New Roman" w:hAnsi="Times New Roman"/>
-                <w:b w:val="0"/>
-                <w:sz w:val="20"/>
-              </w:rPr>
+            <w:r>
               <w:t>Я практически никогда не краснею.</w:t>
             </w:r>
           </w:p>
@@ -4165,13 +2785,7 @@
             <w:vAlign w:val="center"/>
           </w:tcPr>
           <w:p>
-            <w:r/>
-            <w:r>
-              <w:rPr>
-                <w:rFonts w:ascii="Times New Roman" w:hAnsi="Times New Roman"/>
-                <w:b w:val="0"/>
-                <w:sz w:val="20"/>
-              </w:rPr>
+            <w:r>
               <w:t>Один из списка: Да/Нет</w:t>
             </w:r>
           </w:p>
@@ -4182,13 +2796,7 @@
             <w:vAlign w:val="center"/>
           </w:tcPr>
           <w:p>
-            <w:r/>
-            <w:r>
-              <w:rPr>
-                <w:rFonts w:ascii="Times New Roman" w:hAnsi="Times New Roman"/>
-                <w:b w:val="0"/>
-                <w:sz w:val="20"/>
-              </w:rPr>
+            <w:r>
               <w:t>Да</w:t>
             </w:r>
           </w:p>
@@ -4201,13 +2809,7 @@
             <w:vAlign w:val="center"/>
           </w:tcPr>
           <w:p>
-            <w:r/>
-            <w:r>
-              <w:rPr>
-                <w:rFonts w:ascii="Times New Roman" w:hAnsi="Times New Roman"/>
-                <w:b w:val="0"/>
-                <w:sz w:val="20"/>
-              </w:rPr>
+            <w:r>
               <w:t>58</w:t>
             </w:r>
           </w:p>
@@ -4218,13 +2820,7 @@
             <w:vAlign w:val="center"/>
           </w:tcPr>
           <w:p>
-            <w:r/>
-            <w:r>
-              <w:rPr>
-                <w:rFonts w:ascii="Times New Roman" w:hAnsi="Times New Roman"/>
-                <w:b w:val="0"/>
-                <w:sz w:val="20"/>
-              </w:rPr>
+            <w:r>
               <w:t>У меня гораздо меньше различных опасений и страхов, чем у моих друзей и знакомых.</w:t>
             </w:r>
           </w:p>
@@ -4235,13 +2831,7 @@
             <w:vAlign w:val="center"/>
           </w:tcPr>
           <w:p>
-            <w:r/>
-            <w:r>
-              <w:rPr>
-                <w:rFonts w:ascii="Times New Roman" w:hAnsi="Times New Roman"/>
-                <w:b w:val="0"/>
-                <w:sz w:val="20"/>
-              </w:rPr>
+            <w:r>
               <w:t>Один из списка: Да/Нет</w:t>
             </w:r>
           </w:p>
@@ -4252,13 +2842,7 @@
             <w:vAlign w:val="center"/>
           </w:tcPr>
           <w:p>
-            <w:r/>
-            <w:r>
-              <w:rPr>
-                <w:rFonts w:ascii="Times New Roman" w:hAnsi="Times New Roman"/>
-                <w:b w:val="0"/>
-                <w:sz w:val="20"/>
-              </w:rPr>
+            <w:r>
               <w:t>Да</w:t>
             </w:r>
           </w:p>
@@ -4271,13 +2855,7 @@
             <w:vAlign w:val="center"/>
           </w:tcPr>
           <w:p>
-            <w:r/>
-            <w:r>
-              <w:rPr>
-                <w:rFonts w:ascii="Times New Roman" w:hAnsi="Times New Roman"/>
-                <w:b w:val="0"/>
-                <w:sz w:val="20"/>
-              </w:rPr>
+            <w:r>
               <w:t>59</w:t>
             </w:r>
           </w:p>
@@ -4288,13 +2866,7 @@
             <w:vAlign w:val="center"/>
           </w:tcPr>
           <w:p>
-            <w:r/>
-            <w:r>
-              <w:rPr>
-                <w:rFonts w:ascii="Times New Roman" w:hAnsi="Times New Roman"/>
-                <w:b w:val="0"/>
-                <w:sz w:val="20"/>
-              </w:rPr>
+            <w:r>
               <w:t>Бывает, что я откладываю на завтра то, что следует сделать сегодня.</w:t>
             </w:r>
           </w:p>
@@ -4305,13 +2877,7 @@
             <w:vAlign w:val="center"/>
           </w:tcPr>
           <w:p>
-            <w:r/>
-            <w:r>
-              <w:rPr>
-                <w:rFonts w:ascii="Times New Roman" w:hAnsi="Times New Roman"/>
-                <w:b w:val="0"/>
-                <w:sz w:val="20"/>
-              </w:rPr>
+            <w:r>
               <w:t>Один из списка: Да/Нет</w:t>
             </w:r>
           </w:p>
@@ -4322,13 +2888,7 @@
             <w:vAlign w:val="center"/>
           </w:tcPr>
           <w:p>
-            <w:r/>
-            <w:r>
-              <w:rPr>
-                <w:rFonts w:ascii="Times New Roman" w:hAnsi="Times New Roman"/>
-                <w:b w:val="0"/>
-                <w:sz w:val="20"/>
-              </w:rPr>
+            <w:r>
               <w:t>Да</w:t>
             </w:r>
           </w:p>
@@ -4341,13 +2901,7 @@
             <w:vAlign w:val="center"/>
           </w:tcPr>
           <w:p>
-            <w:r/>
-            <w:r>
-              <w:rPr>
-                <w:rFonts w:ascii="Times New Roman" w:hAnsi="Times New Roman"/>
-                <w:b w:val="0"/>
-                <w:sz w:val="20"/>
-              </w:rPr>
+            <w:r>
               <w:t>60</w:t>
             </w:r>
           </w:p>
@@ -4358,13 +2912,7 @@
             <w:vAlign w:val="center"/>
           </w:tcPr>
           <w:p>
-            <w:r/>
-            <w:r>
-              <w:rPr>
-                <w:rFonts w:ascii="Times New Roman" w:hAnsi="Times New Roman"/>
-                <w:b w:val="0"/>
-                <w:sz w:val="20"/>
-              </w:rPr>
+            <w:r>
               <w:t>Обычно я работаю с большим напряжением.</w:t>
             </w:r>
           </w:p>
@@ -4375,13 +2923,7 @@
             <w:vAlign w:val="center"/>
           </w:tcPr>
           <w:p>
-            <w:r/>
-            <w:r>
-              <w:rPr>
-                <w:rFonts w:ascii="Times New Roman" w:hAnsi="Times New Roman"/>
-                <w:b w:val="0"/>
-                <w:sz w:val="20"/>
-              </w:rPr>
+            <w:r>
               <w:t>Один из списка: Да/Нет</w:t>
             </w:r>
           </w:p>
@@ -4392,13 +2934,7 @@
             <w:vAlign w:val="center"/>
           </w:tcPr>
           <w:p>
-            <w:r/>
-            <w:r>
-              <w:rPr>
-                <w:rFonts w:ascii="Times New Roman" w:hAnsi="Times New Roman"/>
-                <w:b w:val="0"/>
-                <w:sz w:val="20"/>
-              </w:rPr>
+            <w:r>
               <w:t>Да</w:t>
             </w:r>
           </w:p>
@@ -4438,13 +2974,7 @@
             <w:shd w:fill="DDEDEA"/>
           </w:tcPr>
           <w:p>
-            <w:r/>
-            <w:r>
-              <w:rPr>
-                <w:rFonts w:ascii="Times New Roman" w:hAnsi="Times New Roman"/>
-                <w:b/>
-                <w:sz w:val="20"/>
-              </w:rPr>
+            <w:r>
               <w:t>Показатель</w:t>
             </w:r>
           </w:p>
@@ -4456,13 +2986,7 @@
             <w:shd w:fill="DDEDEA"/>
           </w:tcPr>
           <w:p>
-            <w:r/>
-            <w:r>
-              <w:rPr>
-                <w:rFonts w:ascii="Times New Roman" w:hAnsi="Times New Roman"/>
-                <w:b/>
-                <w:sz w:val="20"/>
-              </w:rPr>
+            <w:r>
               <w:t>Номера вопросов</w:t>
             </w:r>
           </w:p>
@@ -4474,13 +2998,7 @@
             <w:shd w:fill="DDEDEA"/>
           </w:tcPr>
           <w:p>
-            <w:r/>
-            <w:r>
-              <w:rPr>
-                <w:rFonts w:ascii="Times New Roman" w:hAnsi="Times New Roman"/>
-                <w:b/>
-                <w:sz w:val="20"/>
-              </w:rPr>
+            <w:r>
               <w:t>Правило</w:t>
             </w:r>
           </w:p>
@@ -4493,13 +3011,7 @@
             <w:vAlign w:val="center"/>
           </w:tcPr>
           <w:p>
-            <w:r/>
-            <w:r>
-              <w:rPr>
-                <w:rFonts w:ascii="Times New Roman" w:hAnsi="Times New Roman"/>
-                <w:b w:val="0"/>
-                <w:sz w:val="20"/>
-              </w:rPr>
+            <w:r>
               <w:t>Начислить 1 балл за ответ Да</w:t>
             </w:r>
           </w:p>
@@ -4510,13 +3022,7 @@
             <w:vAlign w:val="center"/>
           </w:tcPr>
           <w:p>
-            <w:r/>
-            <w:r>
-              <w:rPr>
-                <w:rFonts w:ascii="Times New Roman" w:hAnsi="Times New Roman"/>
-                <w:b w:val="0"/>
-                <w:sz w:val="20"/>
-              </w:rPr>
+            <w:r>
               <w:t>6, 7, 9, 11, 12, 13, 15, 18, 21, 23, 24, 25, 26, 28, 30, 31, 32, 33, 34, 35, 36, 37, 38, 40, 42, 44, 45, 46, 47, 48, 49, 50, 53, 54, 56, 60</w:t>
             </w:r>
           </w:p>
@@ -4527,13 +3033,7 @@
             <w:vAlign w:val="center"/>
           </w:tcPr>
           <w:p>
-            <w:r/>
-            <w:r>
-              <w:rPr>
-                <w:rFonts w:ascii="Times New Roman" w:hAnsi="Times New Roman"/>
-                <w:b w:val="0"/>
-                <w:sz w:val="20"/>
-              </w:rPr>
+            <w:r>
               <w:t>Используется для расчета уровня тревожности</w:t>
             </w:r>
           </w:p>
@@ -4546,13 +3046,7 @@
             <w:vAlign w:val="center"/>
           </w:tcPr>
           <w:p>
-            <w:r/>
-            <w:r>
-              <w:rPr>
-                <w:rFonts w:ascii="Times New Roman" w:hAnsi="Times New Roman"/>
-                <w:b w:val="0"/>
-                <w:sz w:val="20"/>
-              </w:rPr>
+            <w:r>
               <w:t>Начислить 1 балл за ответ Нет</w:t>
             </w:r>
           </w:p>
@@ -4563,13 +3057,7 @@
             <w:vAlign w:val="center"/>
           </w:tcPr>
           <w:p>
-            <w:r/>
-            <w:r>
-              <w:rPr>
-                <w:rFonts w:ascii="Times New Roman" w:hAnsi="Times New Roman"/>
-                <w:b w:val="0"/>
-                <w:sz w:val="20"/>
-              </w:rPr>
+            <w:r>
               <w:t>1, 3, 4, 5, 8, 14, 17, 19, 22, 39, 43, 52, 57, 58</w:t>
             </w:r>
           </w:p>
@@ -4580,13 +3068,7 @@
             <w:vAlign w:val="center"/>
           </w:tcPr>
           <w:p>
-            <w:r/>
-            <w:r>
-              <w:rPr>
-                <w:rFonts w:ascii="Times New Roman" w:hAnsi="Times New Roman"/>
-                <w:b w:val="0"/>
-                <w:sz w:val="20"/>
-              </w:rPr>
+            <w:r>
               <w:t>Используется для расчета уровня тревожности</w:t>
             </w:r>
           </w:p>
@@ -4599,13 +3081,7 @@
             <w:vAlign w:val="center"/>
           </w:tcPr>
           <w:p>
-            <w:r/>
-            <w:r>
-              <w:rPr>
-                <w:rFonts w:ascii="Times New Roman" w:hAnsi="Times New Roman"/>
-                <w:b w:val="0"/>
-                <w:sz w:val="20"/>
-              </w:rPr>
+            <w:r>
               <w:t>Контрольные ответы Да</w:t>
             </w:r>
           </w:p>
@@ -4616,13 +3092,7 @@
             <w:vAlign w:val="center"/>
           </w:tcPr>
           <w:p>
-            <w:r/>
-            <w:r>
-              <w:rPr>
-                <w:rFonts w:ascii="Times New Roman" w:hAnsi="Times New Roman"/>
-                <w:b w:val="0"/>
-                <w:sz w:val="20"/>
-              </w:rPr>
+            <w:r>
               <w:t>2, 10, 55</w:t>
             </w:r>
           </w:p>
@@ -4633,13 +3103,7 @@
             <w:vAlign w:val="center"/>
           </w:tcPr>
           <w:p>
-            <w:r/>
-            <w:r>
-              <w:rPr>
-                <w:rFonts w:ascii="Times New Roman" w:hAnsi="Times New Roman"/>
-                <w:b w:val="0"/>
-                <w:sz w:val="20"/>
-              </w:rPr>
+            <w:r>
               <w:t>Ответы считаются показателями возможной недостоверности</w:t>
             </w:r>
           </w:p>
@@ -4652,13 +3116,7 @@
             <w:vAlign w:val="center"/>
           </w:tcPr>
           <w:p>
-            <w:r/>
-            <w:r>
-              <w:rPr>
-                <w:rFonts w:ascii="Times New Roman" w:hAnsi="Times New Roman"/>
-                <w:b w:val="0"/>
-                <w:sz w:val="20"/>
-              </w:rPr>
+            <w:r>
               <w:t>Контрольные ответы Нет</w:t>
             </w:r>
           </w:p>
@@ -4669,13 +3127,7 @@
             <w:vAlign w:val="center"/>
           </w:tcPr>
           <w:p>
-            <w:r/>
-            <w:r>
-              <w:rPr>
-                <w:rFonts w:ascii="Times New Roman" w:hAnsi="Times New Roman"/>
-                <w:b w:val="0"/>
-                <w:sz w:val="20"/>
-              </w:rPr>
+            <w:r>
               <w:t>16, 20, 27, 29, 41, 51, 59</w:t>
             </w:r>
           </w:p>
@@ -4686,13 +3138,7 @@
             <w:vAlign w:val="center"/>
           </w:tcPr>
           <w:p>
-            <w:r/>
-            <w:r>
-              <w:rPr>
-                <w:rFonts w:ascii="Times New Roman" w:hAnsi="Times New Roman"/>
-                <w:b w:val="0"/>
-                <w:sz w:val="20"/>
-              </w:rPr>
+            <w:r>
               <w:t>Если таких ответов больше 5, результат может быть недостоверным</w:t>
             </w:r>
           </w:p>
@@ -4735,13 +3181,7 @@
             <w:shd w:fill="DDEDEA"/>
           </w:tcPr>
           <w:p>
-            <w:r/>
-            <w:r>
-              <w:rPr>
-                <w:rFonts w:ascii="Times New Roman" w:hAnsi="Times New Roman"/>
-                <w:b/>
-                <w:sz w:val="20"/>
-              </w:rPr>
+            <w:r>
               <w:t>Респондент</w:t>
             </w:r>
           </w:p>
@@ -4753,13 +3193,7 @@
             <w:shd w:fill="DDEDEA"/>
           </w:tcPr>
           <w:p>
-            <w:r/>
-            <w:r>
-              <w:rPr>
-                <w:rFonts w:ascii="Times New Roman" w:hAnsi="Times New Roman"/>
-                <w:b/>
-                <w:sz w:val="20"/>
-              </w:rPr>
+            <w:r>
               <w:t>Возраст</w:t>
             </w:r>
           </w:p>
@@ -4771,13 +3205,7 @@
             <w:shd w:fill="DDEDEA"/>
           </w:tcPr>
           <w:p>
-            <w:r/>
-            <w:r>
-              <w:rPr>
-                <w:rFonts w:ascii="Times New Roman" w:hAnsi="Times New Roman"/>
-                <w:b/>
-                <w:sz w:val="20"/>
-              </w:rPr>
+            <w:r>
               <w:t>Пол</w:t>
             </w:r>
           </w:p>
@@ -4789,13 +3217,7 @@
             <w:shd w:fill="DDEDEA"/>
           </w:tcPr>
           <w:p>
-            <w:r/>
-            <w:r>
-              <w:rPr>
-                <w:rFonts w:ascii="Times New Roman" w:hAnsi="Times New Roman"/>
-                <w:b/>
-                <w:sz w:val="20"/>
-              </w:rPr>
+            <w:r>
               <w:t>Баллы</w:t>
             </w:r>
           </w:p>
@@ -4807,13 +3229,7 @@
             <w:shd w:fill="DDEDEA"/>
           </w:tcPr>
           <w:p>
-            <w:r/>
-            <w:r>
-              <w:rPr>
-                <w:rFonts w:ascii="Times New Roman" w:hAnsi="Times New Roman"/>
-                <w:b/>
-                <w:sz w:val="20"/>
-              </w:rPr>
+            <w:r>
               <w:t>Ложь</w:t>
             </w:r>
           </w:p>
@@ -4825,13 +3241,7 @@
             <w:shd w:fill="DDEDEA"/>
           </w:tcPr>
           <w:p>
-            <w:r/>
-            <w:r>
-              <w:rPr>
-                <w:rFonts w:ascii="Times New Roman" w:hAnsi="Times New Roman"/>
-                <w:b/>
-                <w:sz w:val="20"/>
-              </w:rPr>
+            <w:r>
               <w:t>Интерпретация</w:t>
             </w:r>
           </w:p>
@@ -4844,13 +3254,7 @@
             <w:vAlign w:val="center"/>
           </w:tcPr>
           <w:p>
-            <w:r/>
-            <w:r>
-              <w:rPr>
-                <w:rFonts w:ascii="Times New Roman" w:hAnsi="Times New Roman"/>
-                <w:b w:val="0"/>
-                <w:sz w:val="20"/>
-              </w:rPr>
+            <w:r>
               <w:t>Респондент 1</w:t>
             </w:r>
           </w:p>
@@ -4861,13 +3265,7 @@
             <w:vAlign w:val="center"/>
           </w:tcPr>
           <w:p>
-            <w:r/>
-            <w:r>
-              <w:rPr>
-                <w:rFonts w:ascii="Times New Roman" w:hAnsi="Times New Roman"/>
-                <w:b w:val="0"/>
-                <w:sz w:val="20"/>
-              </w:rPr>
+            <w:r>
               <w:t>19</w:t>
             </w:r>
           </w:p>
@@ -4878,13 +3276,7 @@
             <w:vAlign w:val="center"/>
           </w:tcPr>
           <w:p>
-            <w:r/>
-            <w:r>
-              <w:rPr>
-                <w:rFonts w:ascii="Times New Roman" w:hAnsi="Times New Roman"/>
-                <w:b w:val="0"/>
-                <w:sz w:val="20"/>
-              </w:rPr>
+            <w:r>
               <w:t>женский</w:t>
             </w:r>
           </w:p>
@@ -4895,13 +3287,7 @@
             <w:vAlign w:val="center"/>
           </w:tcPr>
           <w:p>
-            <w:r/>
-            <w:r>
-              <w:rPr>
-                <w:rFonts w:ascii="Times New Roman" w:hAnsi="Times New Roman"/>
-                <w:b w:val="0"/>
-                <w:sz w:val="20"/>
-              </w:rPr>
+            <w:r>
               <w:t>50</w:t>
             </w:r>
           </w:p>
@@ -4912,13 +3298,7 @@
             <w:vAlign w:val="center"/>
           </w:tcPr>
           <w:p>
-            <w:r/>
-            <w:r>
-              <w:rPr>
-                <w:rFonts w:ascii="Times New Roman" w:hAnsi="Times New Roman"/>
-                <w:b w:val="0"/>
-                <w:sz w:val="20"/>
-              </w:rPr>
+            <w:r>
               <w:t>2</w:t>
             </w:r>
           </w:p>
@@ -4929,13 +3309,7 @@
             <w:vAlign w:val="center"/>
           </w:tcPr>
           <w:p>
-            <w:r/>
-            <w:r>
-              <w:rPr>
-                <w:rFonts w:ascii="Times New Roman" w:hAnsi="Times New Roman"/>
-                <w:b w:val="0"/>
-                <w:sz w:val="20"/>
-              </w:rPr>
+            <w:r>
               <w:t>очень высокий уровень тревоги</w:t>
             </w:r>
           </w:p>
@@ -4948,13 +3322,7 @@
             <w:vAlign w:val="center"/>
           </w:tcPr>
           <w:p>
-            <w:r/>
-            <w:r>
-              <w:rPr>
-                <w:rFonts w:ascii="Times New Roman" w:hAnsi="Times New Roman"/>
-                <w:b w:val="0"/>
-                <w:sz w:val="20"/>
-              </w:rPr>
+            <w:r>
               <w:t>Респондент 2</w:t>
             </w:r>
           </w:p>
@@ -4965,13 +3333,7 @@
             <w:vAlign w:val="center"/>
           </w:tcPr>
           <w:p>
-            <w:r/>
-            <w:r>
-              <w:rPr>
-                <w:rFonts w:ascii="Times New Roman" w:hAnsi="Times New Roman"/>
-                <w:b w:val="0"/>
-                <w:sz w:val="20"/>
-              </w:rPr>
+            <w:r>
               <w:t>22</w:t>
             </w:r>
           </w:p>
@@ -4982,13 +3344,7 @@
             <w:vAlign w:val="center"/>
           </w:tcPr>
           <w:p>
-            <w:r/>
-            <w:r>
-              <w:rPr>
-                <w:rFonts w:ascii="Times New Roman" w:hAnsi="Times New Roman"/>
-                <w:b w:val="0"/>
-                <w:sz w:val="20"/>
-              </w:rPr>
+            <w:r>
               <w:t>мужской</w:t>
             </w:r>
           </w:p>
@@ -4999,13 +3355,7 @@
             <w:vAlign w:val="center"/>
           </w:tcPr>
           <w:p>
-            <w:r/>
-            <w:r>
-              <w:rPr>
-                <w:rFonts w:ascii="Times New Roman" w:hAnsi="Times New Roman"/>
-                <w:b w:val="0"/>
-                <w:sz w:val="20"/>
-              </w:rPr>
+            <w:r>
               <w:t>26</w:t>
             </w:r>
           </w:p>
@@ -5016,13 +3366,7 @@
             <w:vAlign w:val="center"/>
           </w:tcPr>
           <w:p>
-            <w:r/>
-            <w:r>
-              <w:rPr>
-                <w:rFonts w:ascii="Times New Roman" w:hAnsi="Times New Roman"/>
-                <w:b w:val="0"/>
-                <w:sz w:val="20"/>
-              </w:rPr>
+            <w:r>
               <w:t>0</w:t>
             </w:r>
           </w:p>
@@ -5033,13 +3377,7 @@
             <w:vAlign w:val="center"/>
           </w:tcPr>
           <w:p>
-            <w:r/>
-            <w:r>
-              <w:rPr>
-                <w:rFonts w:ascii="Times New Roman" w:hAnsi="Times New Roman"/>
-                <w:b w:val="0"/>
-                <w:sz w:val="20"/>
-              </w:rPr>
+            <w:r>
               <w:t>высокий уровень тревоги</w:t>
             </w:r>
           </w:p>
@@ -5052,13 +3390,7 @@
             <w:vAlign w:val="center"/>
           </w:tcPr>
           <w:p>
-            <w:r/>
-            <w:r>
-              <w:rPr>
-                <w:rFonts w:ascii="Times New Roman" w:hAnsi="Times New Roman"/>
-                <w:b w:val="0"/>
-                <w:sz w:val="20"/>
-              </w:rPr>
+            <w:r>
               <w:t>Респондент 3</w:t>
             </w:r>
           </w:p>
@@ -5069,13 +3401,7 @@
             <w:vAlign w:val="center"/>
           </w:tcPr>
           <w:p>
-            <w:r/>
-            <w:r>
-              <w:rPr>
-                <w:rFonts w:ascii="Times New Roman" w:hAnsi="Times New Roman"/>
-                <w:b w:val="0"/>
-                <w:sz w:val="20"/>
-              </w:rPr>
+            <w:r>
               <w:t>20</w:t>
             </w:r>
           </w:p>
@@ -5086,13 +3412,7 @@
             <w:vAlign w:val="center"/>
           </w:tcPr>
           <w:p>
-            <w:r/>
-            <w:r>
-              <w:rPr>
-                <w:rFonts w:ascii="Times New Roman" w:hAnsi="Times New Roman"/>
-                <w:b w:val="0"/>
-                <w:sz w:val="20"/>
-              </w:rPr>
+            <w:r>
               <w:t>женский</w:t>
             </w:r>
           </w:p>
@@ -5103,13 +3423,7 @@
             <w:vAlign w:val="center"/>
           </w:tcPr>
           <w:p>
-            <w:r/>
-            <w:r>
-              <w:rPr>
-                <w:rFonts w:ascii="Times New Roman" w:hAnsi="Times New Roman"/>
-                <w:b w:val="0"/>
-                <w:sz w:val="20"/>
-              </w:rPr>
+            <w:r>
               <w:t>7</w:t>
             </w:r>
           </w:p>
@@ -5120,13 +3434,7 @@
             <w:vAlign w:val="center"/>
           </w:tcPr>
           <w:p>
-            <w:r/>
-            <w:r>
-              <w:rPr>
-                <w:rFonts w:ascii="Times New Roman" w:hAnsi="Times New Roman"/>
-                <w:b w:val="0"/>
-                <w:sz w:val="20"/>
-              </w:rPr>
+            <w:r>
               <w:t>2</w:t>
             </w:r>
           </w:p>
@@ -5137,13 +3445,7 @@
             <w:vAlign w:val="center"/>
           </w:tcPr>
           <w:p>
-            <w:r/>
-            <w:r>
-              <w:rPr>
-                <w:rFonts w:ascii="Times New Roman" w:hAnsi="Times New Roman"/>
-                <w:b w:val="0"/>
-                <w:sz w:val="20"/>
-              </w:rPr>
+            <w:r>
               <w:t>средний уровень тревоги с тенденцией к низкому</w:t>
             </w:r>
           </w:p>
@@ -5190,13 +3492,7 @@
             <w:shd w:fill="DDEDEA"/>
           </w:tcPr>
           <w:p>
-            <w:r/>
-            <w:r>
-              <w:rPr>
-                <w:rFonts w:ascii="Times New Roman" w:hAnsi="Times New Roman"/>
-                <w:b/>
-                <w:sz w:val="20"/>
-              </w:rPr>
+            <w:r>
               <w:t>N</w:t>
             </w:r>
           </w:p>
@@ -5208,13 +3504,7 @@
             <w:shd w:fill="DDEDEA"/>
           </w:tcPr>
           <w:p>
-            <w:r/>
-            <w:r>
-              <w:rPr>
-                <w:rFonts w:ascii="Times New Roman" w:hAnsi="Times New Roman"/>
-                <w:b/>
-                <w:sz w:val="20"/>
-              </w:rPr>
+            <w:r>
               <w:t>Вопрос</w:t>
             </w:r>
           </w:p>
@@ -5226,13 +3516,7 @@
             <w:shd w:fill="DDEDEA"/>
           </w:tcPr>
           <w:p>
-            <w:r/>
-            <w:r>
-              <w:rPr>
-                <w:rFonts w:ascii="Times New Roman" w:hAnsi="Times New Roman"/>
-                <w:b/>
-                <w:sz w:val="20"/>
-              </w:rPr>
+            <w:r>
               <w:t>Тип</w:t>
             </w:r>
           </w:p>
@@ -5244,13 +3528,7 @@
             <w:shd w:fill="DDEDEA"/>
           </w:tcPr>
           <w:p>
-            <w:r/>
-            <w:r>
-              <w:rPr>
-                <w:rFonts w:ascii="Times New Roman" w:hAnsi="Times New Roman"/>
-                <w:b/>
-                <w:sz w:val="20"/>
-              </w:rPr>
+            <w:r>
               <w:t>Пояснение</w:t>
             </w:r>
           </w:p>
@@ -5263,13 +3541,7 @@
             <w:vAlign w:val="center"/>
           </w:tcPr>
           <w:p>
-            <w:r/>
-            <w:r>
-              <w:rPr>
-                <w:rFonts w:ascii="Times New Roman" w:hAnsi="Times New Roman"/>
-                <w:b w:val="0"/>
-                <w:sz w:val="20"/>
-              </w:rPr>
+            <w:r>
               <w:t>1</w:t>
             </w:r>
           </w:p>
@@ -5280,13 +3552,7 @@
             <w:vAlign w:val="center"/>
           </w:tcPr>
           <w:p>
-            <w:r/>
-            <w:r>
-              <w:rPr>
-                <w:rFonts w:ascii="Times New Roman" w:hAnsi="Times New Roman"/>
-                <w:b w:val="0"/>
-                <w:sz w:val="20"/>
-              </w:rPr>
+            <w:r>
               <w:t>Возраст</w:t>
             </w:r>
           </w:p>
@@ -5297,13 +3563,7 @@
             <w:vAlign w:val="center"/>
           </w:tcPr>
           <w:p>
-            <w:r/>
-            <w:r>
-              <w:rPr>
-                <w:rFonts w:ascii="Times New Roman" w:hAnsi="Times New Roman"/>
-                <w:b w:val="0"/>
-                <w:sz w:val="20"/>
-              </w:rPr>
+            <w:r>
               <w:t>Краткий ответ</w:t>
             </w:r>
           </w:p>
@@ -5314,13 +3574,7 @@
             <w:vAlign w:val="center"/>
           </w:tcPr>
           <w:p>
-            <w:r/>
-            <w:r>
-              <w:rPr>
-                <w:rFonts w:ascii="Times New Roman" w:hAnsi="Times New Roman"/>
-                <w:b w:val="0"/>
-                <w:sz w:val="20"/>
-              </w:rPr>
+            <w:r>
               <w:t>Укажите полный возраст</w:t>
             </w:r>
           </w:p>
@@ -5333,13 +3587,7 @@
             <w:vAlign w:val="center"/>
           </w:tcPr>
           <w:p>
-            <w:r/>
-            <w:r>
-              <w:rPr>
-                <w:rFonts w:ascii="Times New Roman" w:hAnsi="Times New Roman"/>
-                <w:b w:val="0"/>
-                <w:sz w:val="20"/>
-              </w:rPr>
+            <w:r>
               <w:t>2</w:t>
             </w:r>
           </w:p>
@@ -5350,13 +3598,7 @@
             <w:vAlign w:val="center"/>
           </w:tcPr>
           <w:p>
-            <w:r/>
-            <w:r>
-              <w:rPr>
-                <w:rFonts w:ascii="Times New Roman" w:hAnsi="Times New Roman"/>
-                <w:b w:val="0"/>
-                <w:sz w:val="20"/>
-              </w:rPr>
+            <w:r>
               <w:t>Пол</w:t>
             </w:r>
           </w:p>
@@ -5367,13 +3609,7 @@
             <w:vAlign w:val="center"/>
           </w:tcPr>
           <w:p>
-            <w:r/>
-            <w:r>
-              <w:rPr>
-                <w:rFonts w:ascii="Times New Roman" w:hAnsi="Times New Roman"/>
-                <w:b w:val="0"/>
-                <w:sz w:val="20"/>
-              </w:rPr>
+            <w:r>
               <w:t>Один из списка</w:t>
             </w:r>
           </w:p>
@@ -5384,13 +3620,7 @@
             <w:vAlign w:val="center"/>
           </w:tcPr>
           <w:p>
-            <w:r/>
-            <w:r>
-              <w:rPr>
-                <w:rFonts w:ascii="Times New Roman" w:hAnsi="Times New Roman"/>
-                <w:b w:val="0"/>
-                <w:sz w:val="20"/>
-              </w:rPr>
+            <w:r>
               <w:t>женский; мужской; предпочитаю не указывать</w:t>
             </w:r>
           </w:p>
@@ -5403,13 +3633,7 @@
             <w:vAlign w:val="center"/>
           </w:tcPr>
           <w:p>
-            <w:r/>
-            <w:r>
-              <w:rPr>
-                <w:rFonts w:ascii="Times New Roman" w:hAnsi="Times New Roman"/>
-                <w:b w:val="0"/>
-                <w:sz w:val="20"/>
-              </w:rPr>
+            <w:r>
               <w:t>3</w:t>
             </w:r>
           </w:p>
@@ -5420,13 +3644,7 @@
             <w:vAlign w:val="center"/>
           </w:tcPr>
           <w:p>
-            <w:r/>
-            <w:r>
-              <w:rPr>
-                <w:rFonts w:ascii="Times New Roman" w:hAnsi="Times New Roman"/>
-                <w:b w:val="0"/>
-                <w:sz w:val="20"/>
-              </w:rPr>
+            <w:r>
               <w:t>Как часто вы испытываете эмоциональное напряжение в течение недели?</w:t>
             </w:r>
           </w:p>
@@ -5437,13 +3655,7 @@
             <w:vAlign w:val="center"/>
           </w:tcPr>
           <w:p>
-            <w:r/>
-            <w:r>
-              <w:rPr>
-                <w:rFonts w:ascii="Times New Roman" w:hAnsi="Times New Roman"/>
-                <w:b w:val="0"/>
-                <w:sz w:val="20"/>
-              </w:rPr>
+            <w:r>
               <w:t>Один из списка</w:t>
             </w:r>
           </w:p>
@@ -5454,13 +3666,7 @@
             <w:vAlign w:val="center"/>
           </w:tcPr>
           <w:p>
-            <w:r/>
-            <w:r>
-              <w:rPr>
-                <w:rFonts w:ascii="Times New Roman" w:hAnsi="Times New Roman"/>
-                <w:b w:val="0"/>
-                <w:sz w:val="20"/>
-              </w:rPr>
+            <w:r>
               <w:t>редко; иногда; часто; почти каждый день</w:t>
             </w:r>
           </w:p>
@@ -5473,13 +3679,7 @@
             <w:vAlign w:val="center"/>
           </w:tcPr>
           <w:p>
-            <w:r/>
-            <w:r>
-              <w:rPr>
-                <w:rFonts w:ascii="Times New Roman" w:hAnsi="Times New Roman"/>
-                <w:b w:val="0"/>
-                <w:sz w:val="20"/>
-              </w:rPr>
+            <w:r>
               <w:t>4</w:t>
             </w:r>
           </w:p>
@@ -5490,13 +3690,7 @@
             <w:vAlign w:val="center"/>
           </w:tcPr>
           <w:p>
-            <w:r/>
-            <w:r>
-              <w:rPr>
-                <w:rFonts w:ascii="Times New Roman" w:hAnsi="Times New Roman"/>
-                <w:b w:val="0"/>
-                <w:sz w:val="20"/>
-              </w:rPr>
+            <w:r>
               <w:t>Какие ситуации чаще всего вызывают у вас стресс?</w:t>
             </w:r>
           </w:p>
@@ -5507,13 +3701,7 @@
             <w:vAlign w:val="center"/>
           </w:tcPr>
           <w:p>
-            <w:r/>
-            <w:r>
-              <w:rPr>
-                <w:rFonts w:ascii="Times New Roman" w:hAnsi="Times New Roman"/>
-                <w:b w:val="0"/>
-                <w:sz w:val="20"/>
-              </w:rPr>
+            <w:r>
               <w:t>Несколько из списка</w:t>
             </w:r>
           </w:p>
@@ -5524,13 +3712,7 @@
             <w:vAlign w:val="center"/>
           </w:tcPr>
           <w:p>
-            <w:r/>
-            <w:r>
-              <w:rPr>
-                <w:rFonts w:ascii="Times New Roman" w:hAnsi="Times New Roman"/>
-                <w:b w:val="0"/>
-                <w:sz w:val="20"/>
-              </w:rPr>
+            <w:r>
               <w:t>учеба; работа; общение; семья; здоровье; другое</w:t>
             </w:r>
           </w:p>
@@ -5543,13 +3725,7 @@
             <w:vAlign w:val="center"/>
           </w:tcPr>
           <w:p>
-            <w:r/>
-            <w:r>
-              <w:rPr>
-                <w:rFonts w:ascii="Times New Roman" w:hAnsi="Times New Roman"/>
-                <w:b w:val="0"/>
-                <w:sz w:val="20"/>
-              </w:rPr>
+            <w:r>
               <w:t>5</w:t>
             </w:r>
           </w:p>
@@ -5560,13 +3736,7 @@
             <w:vAlign w:val="center"/>
           </w:tcPr>
           <w:p>
-            <w:r/>
-            <w:r>
-              <w:rPr>
-                <w:rFonts w:ascii="Times New Roman" w:hAnsi="Times New Roman"/>
-                <w:b w:val="0"/>
-                <w:sz w:val="20"/>
-              </w:rPr>
+            <w:r>
               <w:t>Оцените уровень психологического комфорта за последнюю неделю</w:t>
             </w:r>
           </w:p>
@@ -5577,13 +3747,7 @@
             <w:vAlign w:val="center"/>
           </w:tcPr>
           <w:p>
-            <w:r/>
-            <w:r>
-              <w:rPr>
-                <w:rFonts w:ascii="Times New Roman" w:hAnsi="Times New Roman"/>
-                <w:b w:val="0"/>
-                <w:sz w:val="20"/>
-              </w:rPr>
+            <w:r>
               <w:t>Линейная шкала</w:t>
             </w:r>
           </w:p>
@@ -5594,13 +3758,7 @@
             <w:vAlign w:val="center"/>
           </w:tcPr>
           <w:p>
-            <w:r/>
-            <w:r>
-              <w:rPr>
-                <w:rFonts w:ascii="Times New Roman" w:hAnsi="Times New Roman"/>
-                <w:b w:val="0"/>
-                <w:sz w:val="20"/>
-              </w:rPr>
+            <w:r>
               <w:t>1 - низкий, 5 - высокий</w:t>
             </w:r>
           </w:p>
@@ -5613,13 +3771,7 @@
             <w:vAlign w:val="center"/>
           </w:tcPr>
           <w:p>
-            <w:r/>
-            <w:r>
-              <w:rPr>
-                <w:rFonts w:ascii="Times New Roman" w:hAnsi="Times New Roman"/>
-                <w:b w:val="0"/>
-                <w:sz w:val="20"/>
-              </w:rPr>
+            <w:r>
               <w:t>6</w:t>
             </w:r>
           </w:p>
@@ -5630,13 +3782,7 @@
             <w:vAlign w:val="center"/>
           </w:tcPr>
           <w:p>
-            <w:r/>
-            <w:r>
-              <w:rPr>
-                <w:rFonts w:ascii="Times New Roman" w:hAnsi="Times New Roman"/>
-                <w:b w:val="0"/>
-                <w:sz w:val="20"/>
-              </w:rPr>
+            <w:r>
               <w:t>Насколько легко вам обращаться за помощью?</w:t>
             </w:r>
           </w:p>
@@ -5647,13 +3793,7 @@
             <w:vAlign w:val="center"/>
           </w:tcPr>
           <w:p>
-            <w:r/>
-            <w:r>
-              <w:rPr>
-                <w:rFonts w:ascii="Times New Roman" w:hAnsi="Times New Roman"/>
-                <w:b w:val="0"/>
-                <w:sz w:val="20"/>
-              </w:rPr>
+            <w:r>
               <w:t>Линейная шкала</w:t>
             </w:r>
           </w:p>
@@ -5664,13 +3804,7 @@
             <w:vAlign w:val="center"/>
           </w:tcPr>
           <w:p>
-            <w:r/>
-            <w:r>
-              <w:rPr>
-                <w:rFonts w:ascii="Times New Roman" w:hAnsi="Times New Roman"/>
-                <w:b w:val="0"/>
-                <w:sz w:val="20"/>
-              </w:rPr>
+            <w:r>
               <w:t>1 - очень трудно, 5 - очень легко</w:t>
             </w:r>
           </w:p>
@@ -5683,13 +3817,7 @@
             <w:vAlign w:val="center"/>
           </w:tcPr>
           <w:p>
-            <w:r/>
-            <w:r>
-              <w:rPr>
-                <w:rFonts w:ascii="Times New Roman" w:hAnsi="Times New Roman"/>
-                <w:b w:val="0"/>
-                <w:sz w:val="20"/>
-              </w:rPr>
+            <w:r>
               <w:t>7</w:t>
             </w:r>
           </w:p>
@@ -5700,13 +3828,7 @@
             <w:vAlign w:val="center"/>
           </w:tcPr>
           <w:p>
-            <w:r/>
-            <w:r>
-              <w:rPr>
-                <w:rFonts w:ascii="Times New Roman" w:hAnsi="Times New Roman"/>
-                <w:b w:val="0"/>
-                <w:sz w:val="20"/>
-              </w:rPr>
+            <w:r>
               <w:t>Что помогает вам восстановиться после напряженного дня?</w:t>
             </w:r>
           </w:p>
@@ -5717,13 +3839,7 @@
             <w:vAlign w:val="center"/>
           </w:tcPr>
           <w:p>
-            <w:r/>
-            <w:r>
-              <w:rPr>
-                <w:rFonts w:ascii="Times New Roman" w:hAnsi="Times New Roman"/>
-                <w:b w:val="0"/>
-                <w:sz w:val="20"/>
-              </w:rPr>
+            <w:r>
               <w:t>Абзац</w:t>
             </w:r>
           </w:p>
@@ -5734,13 +3850,7 @@
             <w:vAlign w:val="center"/>
           </w:tcPr>
           <w:p>
-            <w:r/>
-            <w:r>
-              <w:rPr>
-                <w:rFonts w:ascii="Times New Roman" w:hAnsi="Times New Roman"/>
-                <w:b w:val="0"/>
-                <w:sz w:val="20"/>
-              </w:rPr>
+            <w:r>
               <w:t>Свободный ответ</w:t>
             </w:r>
           </w:p>
@@ -5753,13 +3863,7 @@
             <w:vAlign w:val="center"/>
           </w:tcPr>
           <w:p>
-            <w:r/>
-            <w:r>
-              <w:rPr>
-                <w:rFonts w:ascii="Times New Roman" w:hAnsi="Times New Roman"/>
-                <w:b w:val="0"/>
-                <w:sz w:val="20"/>
-              </w:rPr>
+            <w:r>
               <w:t>8</w:t>
             </w:r>
           </w:p>
@@ -5770,13 +3874,7 @@
             <w:vAlign w:val="center"/>
           </w:tcPr>
           <w:p>
-            <w:r/>
-            <w:r>
-              <w:rPr>
-                <w:rFonts w:ascii="Times New Roman" w:hAnsi="Times New Roman"/>
-                <w:b w:val="0"/>
-                <w:sz w:val="20"/>
-              </w:rPr>
+            <w:r>
               <w:t>Есть ли у вас стабильный режим сна?</w:t>
             </w:r>
           </w:p>
@@ -5787,13 +3885,7 @@
             <w:vAlign w:val="center"/>
           </w:tcPr>
           <w:p>
-            <w:r/>
-            <w:r>
-              <w:rPr>
-                <w:rFonts w:ascii="Times New Roman" w:hAnsi="Times New Roman"/>
-                <w:b w:val="0"/>
-                <w:sz w:val="20"/>
-              </w:rPr>
+            <w:r>
               <w:t>Один из списка</w:t>
             </w:r>
           </w:p>
@@ -5804,13 +3896,7 @@
             <w:vAlign w:val="center"/>
           </w:tcPr>
           <w:p>
-            <w:r/>
-            <w:r>
-              <w:rPr>
-                <w:rFonts w:ascii="Times New Roman" w:hAnsi="Times New Roman"/>
-                <w:b w:val="0"/>
-                <w:sz w:val="20"/>
-              </w:rPr>
+            <w:r>
               <w:t>да; скорее да; скорее нет; нет</w:t>
             </w:r>
           </w:p>
@@ -5823,13 +3909,7 @@
             <w:vAlign w:val="center"/>
           </w:tcPr>
           <w:p>
-            <w:r/>
-            <w:r>
-              <w:rPr>
-                <w:rFonts w:ascii="Times New Roman" w:hAnsi="Times New Roman"/>
-                <w:b w:val="0"/>
-                <w:sz w:val="20"/>
-              </w:rPr>
+            <w:r>
               <w:t>9</w:t>
             </w:r>
           </w:p>
@@ -5840,13 +3920,7 @@
             <w:vAlign w:val="center"/>
           </w:tcPr>
           <w:p>
-            <w:r/>
-            <w:r>
-              <w:rPr>
-                <w:rFonts w:ascii="Times New Roman" w:hAnsi="Times New Roman"/>
-                <w:b w:val="0"/>
-                <w:sz w:val="20"/>
-              </w:rPr>
+            <w:r>
               <w:t>Сколько часов в среднем вы спите в сутки?</w:t>
             </w:r>
           </w:p>
@@ -5857,13 +3931,7 @@
             <w:vAlign w:val="center"/>
           </w:tcPr>
           <w:p>
-            <w:r/>
-            <w:r>
-              <w:rPr>
-                <w:rFonts w:ascii="Times New Roman" w:hAnsi="Times New Roman"/>
-                <w:b w:val="0"/>
-                <w:sz w:val="20"/>
-              </w:rPr>
+            <w:r>
               <w:t>Краткий ответ</w:t>
             </w:r>
           </w:p>
@@ -5874,13 +3942,7 @@
             <w:vAlign w:val="center"/>
           </w:tcPr>
           <w:p>
-            <w:r/>
-            <w:r>
-              <w:rPr>
-                <w:rFonts w:ascii="Times New Roman" w:hAnsi="Times New Roman"/>
-                <w:b w:val="0"/>
-                <w:sz w:val="20"/>
-              </w:rPr>
+            <w:r>
               <w:t>Число часов</w:t>
             </w:r>
           </w:p>
@@ -5893,13 +3955,7 @@
             <w:vAlign w:val="center"/>
           </w:tcPr>
           <w:p>
-            <w:r/>
-            <w:r>
-              <w:rPr>
-                <w:rFonts w:ascii="Times New Roman" w:hAnsi="Times New Roman"/>
-                <w:b w:val="0"/>
-                <w:sz w:val="20"/>
-              </w:rPr>
+            <w:r>
               <w:t>10</w:t>
             </w:r>
           </w:p>
@@ -5910,13 +3966,7 @@
             <w:vAlign w:val="center"/>
           </w:tcPr>
           <w:p>
-            <w:r/>
-            <w:r>
-              <w:rPr>
-                <w:rFonts w:ascii="Times New Roman" w:hAnsi="Times New Roman"/>
-                <w:b w:val="0"/>
-                <w:sz w:val="20"/>
-              </w:rPr>
+            <w:r>
               <w:t>Какие форматы психологической помощи вам удобны?</w:t>
             </w:r>
           </w:p>
@@ -5927,13 +3977,7 @@
             <w:vAlign w:val="center"/>
           </w:tcPr>
           <w:p>
-            <w:r/>
-            <w:r>
-              <w:rPr>
-                <w:rFonts w:ascii="Times New Roman" w:hAnsi="Times New Roman"/>
-                <w:b w:val="0"/>
-                <w:sz w:val="20"/>
-              </w:rPr>
+            <w:r>
               <w:t>Несколько из списка</w:t>
             </w:r>
           </w:p>
@@ -5944,13 +3988,7 @@
             <w:vAlign w:val="center"/>
           </w:tcPr>
           <w:p>
-            <w:r/>
-            <w:r>
-              <w:rPr>
-                <w:rFonts w:ascii="Times New Roman" w:hAnsi="Times New Roman"/>
-                <w:b w:val="0"/>
-                <w:sz w:val="20"/>
-              </w:rPr>
+            <w:r>
               <w:t>очная консультация; онлайн-консультация; групповая встреча; письменные рекомендации</w:t>
             </w:r>
           </w:p>
@@ -5963,13 +4001,7 @@
             <w:vAlign w:val="center"/>
           </w:tcPr>
           <w:p>
-            <w:r/>
-            <w:r>
-              <w:rPr>
-                <w:rFonts w:ascii="Times New Roman" w:hAnsi="Times New Roman"/>
-                <w:b w:val="0"/>
-                <w:sz w:val="20"/>
-              </w:rPr>
+            <w:r>
               <w:t>11</w:t>
             </w:r>
           </w:p>
@@ -5980,13 +4012,7 @@
             <w:vAlign w:val="center"/>
           </w:tcPr>
           <w:p>
-            <w:r/>
-            <w:r>
-              <w:rPr>
-                <w:rFonts w:ascii="Times New Roman" w:hAnsi="Times New Roman"/>
-                <w:b w:val="0"/>
-                <w:sz w:val="20"/>
-              </w:rPr>
+            <w:r>
               <w:t>Вы хотели бы получить индивидуальную консультацию специалиста?</w:t>
             </w:r>
           </w:p>
@@ -5997,13 +4023,7 @@
             <w:vAlign w:val="center"/>
           </w:tcPr>
           <w:p>
-            <w:r/>
-            <w:r>
-              <w:rPr>
-                <w:rFonts w:ascii="Times New Roman" w:hAnsi="Times New Roman"/>
-                <w:b w:val="0"/>
-                <w:sz w:val="20"/>
-              </w:rPr>
+            <w:r>
               <w:t>Один из списка</w:t>
             </w:r>
           </w:p>
@@ -6014,13 +4034,7 @@
             <w:vAlign w:val="center"/>
           </w:tcPr>
           <w:p>
-            <w:r/>
-            <w:r>
-              <w:rPr>
-                <w:rFonts w:ascii="Times New Roman" w:hAnsi="Times New Roman"/>
-                <w:b w:val="0"/>
-                <w:sz w:val="20"/>
-              </w:rPr>
+            <w:r>
               <w:t>да; возможно; нет</w:t>
             </w:r>
           </w:p>
@@ -6033,13 +4047,7 @@
             <w:vAlign w:val="center"/>
           </w:tcPr>
           <w:p>
-            <w:r/>
-            <w:r>
-              <w:rPr>
-                <w:rFonts w:ascii="Times New Roman" w:hAnsi="Times New Roman"/>
-                <w:b w:val="0"/>
-                <w:sz w:val="20"/>
-              </w:rPr>
+            <w:r>
               <w:t>12</w:t>
             </w:r>
           </w:p>
@@ -6050,13 +4058,7 @@
             <w:vAlign w:val="center"/>
           </w:tcPr>
           <w:p>
-            <w:r/>
-            <w:r>
-              <w:rPr>
-                <w:rFonts w:ascii="Times New Roman" w:hAnsi="Times New Roman"/>
-                <w:b w:val="0"/>
-                <w:sz w:val="20"/>
-              </w:rPr>
+            <w:r>
               <w:t>Оставьте комментарий или пожелание к работе психологического центра</w:t>
             </w:r>
           </w:p>
@@ -6067,13 +4069,7 @@
             <w:vAlign w:val="center"/>
           </w:tcPr>
           <w:p>
-            <w:r/>
-            <w:r>
-              <w:rPr>
-                <w:rFonts w:ascii="Times New Roman" w:hAnsi="Times New Roman"/>
-                <w:b w:val="0"/>
-                <w:sz w:val="20"/>
-              </w:rPr>
+            <w:r>
               <w:t>Абзац</w:t>
             </w:r>
           </w:p>
@@ -6084,13 +4080,7 @@
             <w:vAlign w:val="center"/>
           </w:tcPr>
           <w:p>
-            <w:r/>
-            <w:r>
-              <w:rPr>
-                <w:rFonts w:ascii="Times New Roman" w:hAnsi="Times New Roman"/>
-                <w:b w:val="0"/>
-                <w:sz w:val="20"/>
-              </w:rPr>
+            <w:r>
               <w:t>Свободный ответ</w:t>
             </w:r>
           </w:p>
@@ -6132,13 +4122,7 @@
             <w:shd w:fill="DDEDEA"/>
           </w:tcPr>
           <w:p>
-            <w:r/>
-            <w:r>
-              <w:rPr>
-                <w:rFonts w:ascii="Times New Roman" w:hAnsi="Times New Roman"/>
-                <w:b/>
-                <w:sz w:val="20"/>
-              </w:rPr>
+            <w:r>
               <w:t>Респондент</w:t>
             </w:r>
           </w:p>
@@ -6150,13 +4134,7 @@
             <w:shd w:fill="DDEDEA"/>
           </w:tcPr>
           <w:p>
-            <w:r/>
-            <w:r>
-              <w:rPr>
-                <w:rFonts w:ascii="Times New Roman" w:hAnsi="Times New Roman"/>
-                <w:b/>
-                <w:sz w:val="20"/>
-              </w:rPr>
+            <w:r>
               <w:t>Возраст</w:t>
             </w:r>
           </w:p>
@@ -6168,13 +4146,7 @@
             <w:shd w:fill="DDEDEA"/>
           </w:tcPr>
           <w:p>
-            <w:r/>
-            <w:r>
-              <w:rPr>
-                <w:rFonts w:ascii="Times New Roman" w:hAnsi="Times New Roman"/>
-                <w:b/>
-                <w:sz w:val="20"/>
-              </w:rPr>
+            <w:r>
               <w:t>Пол</w:t>
             </w:r>
           </w:p>
@@ -6186,13 +4158,7 @@
             <w:shd w:fill="DDEDEA"/>
           </w:tcPr>
           <w:p>
-            <w:r/>
-            <w:r>
-              <w:rPr>
-                <w:rFonts w:ascii="Times New Roman" w:hAnsi="Times New Roman"/>
-                <w:b/>
-                <w:sz w:val="20"/>
-              </w:rPr>
+            <w:r>
               <w:t>Психологический комфорт</w:t>
             </w:r>
           </w:p>
@@ -6204,13 +4170,7 @@
             <w:shd w:fill="DDEDEA"/>
           </w:tcPr>
           <w:p>
-            <w:r/>
-            <w:r>
-              <w:rPr>
-                <w:rFonts w:ascii="Times New Roman" w:hAnsi="Times New Roman"/>
-                <w:b/>
-                <w:sz w:val="20"/>
-              </w:rPr>
+            <w:r>
               <w:t>Готовность обратиться за помощью</w:t>
             </w:r>
           </w:p>
@@ -6223,13 +4183,7 @@
             <w:vAlign w:val="center"/>
           </w:tcPr>
           <w:p>
-            <w:r/>
-            <w:r>
-              <w:rPr>
-                <w:rFonts w:ascii="Times New Roman" w:hAnsi="Times New Roman"/>
-                <w:b w:val="0"/>
-                <w:sz w:val="20"/>
-              </w:rPr>
+            <w:r>
               <w:t>Респондент 1</w:t>
             </w:r>
           </w:p>
@@ -6240,13 +4194,7 @@
             <w:vAlign w:val="center"/>
           </w:tcPr>
           <w:p>
-            <w:r/>
-            <w:r>
-              <w:rPr>
-                <w:rFonts w:ascii="Times New Roman" w:hAnsi="Times New Roman"/>
-                <w:b w:val="0"/>
-                <w:sz w:val="20"/>
-              </w:rPr>
+            <w:r>
               <w:t>19</w:t>
             </w:r>
           </w:p>
@@ -6257,13 +4205,7 @@
             <w:vAlign w:val="center"/>
           </w:tcPr>
           <w:p>
-            <w:r/>
-            <w:r>
-              <w:rPr>
-                <w:rFonts w:ascii="Times New Roman" w:hAnsi="Times New Roman"/>
-                <w:b w:val="0"/>
-                <w:sz w:val="20"/>
-              </w:rPr>
+            <w:r>
               <w:t>женский</w:t>
             </w:r>
           </w:p>
@@ -6274,13 +4216,7 @@
             <w:vAlign w:val="center"/>
           </w:tcPr>
           <w:p>
-            <w:r/>
-            <w:r>
-              <w:rPr>
-                <w:rFonts w:ascii="Times New Roman" w:hAnsi="Times New Roman"/>
-                <w:b w:val="0"/>
-                <w:sz w:val="20"/>
-              </w:rPr>
+            <w:r>
               <w:t>4 из 5</w:t>
             </w:r>
           </w:p>
@@ -6291,13 +4227,7 @@
             <w:vAlign w:val="center"/>
           </w:tcPr>
           <w:p>
-            <w:r/>
-            <w:r>
-              <w:rPr>
-                <w:rFonts w:ascii="Times New Roman" w:hAnsi="Times New Roman"/>
-                <w:b w:val="0"/>
-                <w:sz w:val="20"/>
-              </w:rPr>
+            <w:r>
               <w:t>возможно</w:t>
             </w:r>
           </w:p>
@@ -6310,13 +4240,7 @@
             <w:vAlign w:val="center"/>
           </w:tcPr>
           <w:p>
-            <w:r/>
-            <w:r>
-              <w:rPr>
-                <w:rFonts w:ascii="Times New Roman" w:hAnsi="Times New Roman"/>
-                <w:b w:val="0"/>
-                <w:sz w:val="20"/>
-              </w:rPr>
+            <w:r>
               <w:t>Респондент 2</w:t>
             </w:r>
           </w:p>
@@ -6327,13 +4251,7 @@
             <w:vAlign w:val="center"/>
           </w:tcPr>
           <w:p>
-            <w:r/>
-            <w:r>
-              <w:rPr>
-                <w:rFonts w:ascii="Times New Roman" w:hAnsi="Times New Roman"/>
-                <w:b w:val="0"/>
-                <w:sz w:val="20"/>
-              </w:rPr>
+            <w:r>
               <w:t>22</w:t>
             </w:r>
           </w:p>
@@ -6344,13 +4262,7 @@
             <w:vAlign w:val="center"/>
           </w:tcPr>
           <w:p>
-            <w:r/>
-            <w:r>
-              <w:rPr>
-                <w:rFonts w:ascii="Times New Roman" w:hAnsi="Times New Roman"/>
-                <w:b w:val="0"/>
-                <w:sz w:val="20"/>
-              </w:rPr>
+            <w:r>
               <w:t>мужской</w:t>
             </w:r>
           </w:p>
@@ -6361,13 +4273,7 @@
             <w:vAlign w:val="center"/>
           </w:tcPr>
           <w:p>
-            <w:r/>
-            <w:r>
-              <w:rPr>
-                <w:rFonts w:ascii="Times New Roman" w:hAnsi="Times New Roman"/>
-                <w:b w:val="0"/>
-                <w:sz w:val="20"/>
-              </w:rPr>
+            <w:r>
               <w:t>3 из 5</w:t>
             </w:r>
           </w:p>
@@ -6378,13 +4284,7 @@
             <w:vAlign w:val="center"/>
           </w:tcPr>
           <w:p>
-            <w:r/>
-            <w:r>
-              <w:rPr>
-                <w:rFonts w:ascii="Times New Roman" w:hAnsi="Times New Roman"/>
-                <w:b w:val="0"/>
-                <w:sz w:val="20"/>
-              </w:rPr>
+            <w:r>
               <w:t>да</w:t>
             </w:r>
           </w:p>
@@ -6397,13 +4297,7 @@
             <w:vAlign w:val="center"/>
           </w:tcPr>
           <w:p>
-            <w:r/>
-            <w:r>
-              <w:rPr>
-                <w:rFonts w:ascii="Times New Roman" w:hAnsi="Times New Roman"/>
-                <w:b w:val="0"/>
-                <w:sz w:val="20"/>
-              </w:rPr>
+            <w:r>
               <w:t>Респондент 3</w:t>
             </w:r>
           </w:p>
@@ -6414,13 +4308,7 @@
             <w:vAlign w:val="center"/>
           </w:tcPr>
           <w:p>
-            <w:r/>
-            <w:r>
-              <w:rPr>
-                <w:rFonts w:ascii="Times New Roman" w:hAnsi="Times New Roman"/>
-                <w:b w:val="0"/>
-                <w:sz w:val="20"/>
-              </w:rPr>
+            <w:r>
               <w:t>20</w:t>
             </w:r>
           </w:p>
@@ -6431,13 +4319,7 @@
             <w:vAlign w:val="center"/>
           </w:tcPr>
           <w:p>
-            <w:r/>
-            <w:r>
-              <w:rPr>
-                <w:rFonts w:ascii="Times New Roman" w:hAnsi="Times New Roman"/>
-                <w:b w:val="0"/>
-                <w:sz w:val="20"/>
-              </w:rPr>
+            <w:r>
               <w:t>женский</w:t>
             </w:r>
           </w:p>
@@ -6448,13 +4330,7 @@
             <w:vAlign w:val="center"/>
           </w:tcPr>
           <w:p>
-            <w:r/>
-            <w:r>
-              <w:rPr>
-                <w:rFonts w:ascii="Times New Roman" w:hAnsi="Times New Roman"/>
-                <w:b w:val="0"/>
-                <w:sz w:val="20"/>
-              </w:rPr>
+            <w:r>
               <w:t>5 из 5</w:t>
             </w:r>
           </w:p>
@@ -6465,13 +4341,7 @@
             <w:vAlign w:val="center"/>
           </w:tcPr>
           <w:p>
-            <w:r/>
-            <w:r>
-              <w:rPr>
-                <w:rFonts w:ascii="Times New Roman" w:hAnsi="Times New Roman"/>
-                <w:b w:val="0"/>
-                <w:sz w:val="20"/>
-              </w:rPr>
+            <w:r>
               <w:t>нет</w:t>
             </w:r>
           </w:p>
@@ -6493,7 +4363,7 @@
     </w:p>
     <w:p>
       <w:r>
-        <w:t>Сетевые анкеты подготовлены для публикации в Google Forms. После ручной публикации необходимо получить не менее трех ответов и экспортировать таблицу результатов в формате XLS/XLSX.</w:t>
+        <w:t>Сетевые анкеты подготовлены для публикации в Google Forms. Формы опубликованы, получены реальные ответы и экспортированы таблицы результатов в формате XLSX.</w:t>
       </w:r>
     </w:p>
     <w:p>
@@ -6501,6 +4371,374 @@
         <w:t>Размещенная собственная анкета Google Forms: https://docs.google.com/forms/d/e/1FAIpQLSe0oX0oEvjGYzM3l64gNccCgbLFiAm_FGf6AoDJIpr168NVzg/viewform</w:t>
       </w:r>
     </w:p>
+    <w:p>
+      <w:pPr>
+        <w:pStyle w:val="Heading1"/>
+      </w:pPr>
+      <w:r>
+        <w:t>Сводка реальных ответов собственной анкеты</w:t>
+      </w:r>
+    </w:p>
+    <w:tbl>
+      <w:tblPr>
+        <w:tblStyle w:val="TableGrid"/>
+        <w:tblW w:type="auto" w:w="0"/>
+        <w:tblLook w:firstColumn="1" w:firstRow="1" w:lastColumn="0" w:lastRow="0" w:noHBand="0" w:noVBand="1" w:val="04A0"/>
+      </w:tblPr>
+      <w:tblGrid>
+        <w:gridCol w:w="5128"/>
+        <w:gridCol w:w="5128"/>
+      </w:tblGrid>
+      <w:tr>
+        <w:tc>
+          <w:tcPr>
+            <w:tcW w:type="dxa" w:w="5128"/>
+          </w:tcPr>
+          <w:p>
+            <w:r>
+              <w:t>Показатель</w:t>
+            </w:r>
+          </w:p>
+        </w:tc>
+        <w:tc>
+          <w:tcPr>
+            <w:tcW w:type="dxa" w:w="5128"/>
+          </w:tcPr>
+          <w:p>
+            <w:r>
+              <w:t>Значение</w:t>
+            </w:r>
+          </w:p>
+        </w:tc>
+      </w:tr>
+      <w:tr>
+        <w:tc>
+          <w:tcPr>
+            <w:tcW w:type="dxa" w:w="5128"/>
+          </w:tcPr>
+          <w:p>
+            <w:r>
+              <w:t>Количество реальных ответов</w:t>
+            </w:r>
+          </w:p>
+        </w:tc>
+        <w:tc>
+          <w:tcPr>
+            <w:tcW w:type="dxa" w:w="5128"/>
+          </w:tcPr>
+          <w:p>
+            <w:r>
+              <w:t>4</w:t>
+            </w:r>
+          </w:p>
+        </w:tc>
+      </w:tr>
+      <w:tr>
+        <w:tc>
+          <w:tcPr>
+            <w:tcW w:type="dxa" w:w="5128"/>
+          </w:tcPr>
+          <w:p>
+            <w:r>
+              <w:t>Период ответов</w:t>
+            </w:r>
+          </w:p>
+        </w:tc>
+        <w:tc>
+          <w:tcPr>
+            <w:tcW w:type="dxa" w:w="5128"/>
+          </w:tcPr>
+          <w:p>
+            <w:r>
+              <w:t>07.05.2026 00:50 - 07.05.2026 02:34</w:t>
+            </w:r>
+          </w:p>
+        </w:tc>
+      </w:tr>
+      <w:tr>
+        <w:tc>
+          <w:tcPr>
+            <w:tcW w:type="dxa" w:w="5128"/>
+          </w:tcPr>
+          <w:p>
+            <w:r>
+              <w:t>Средний психологический комфорт</w:t>
+            </w:r>
+          </w:p>
+        </w:tc>
+        <w:tc>
+          <w:tcPr>
+            <w:tcW w:type="dxa" w:w="5128"/>
+          </w:tcPr>
+          <w:p>
+            <w:r>
+              <w:t>2.75</w:t>
+            </w:r>
+          </w:p>
+        </w:tc>
+      </w:tr>
+      <w:tr>
+        <w:tc>
+          <w:tcPr>
+            <w:tcW w:type="dxa" w:w="5128"/>
+          </w:tcPr>
+          <w:p>
+            <w:r>
+              <w:t>Средняя легкость обращения за помощью</w:t>
+            </w:r>
+          </w:p>
+        </w:tc>
+        <w:tc>
+          <w:tcPr>
+            <w:tcW w:type="dxa" w:w="5128"/>
+          </w:tcPr>
+          <w:p>
+            <w:r>
+              <w:t>2.75</w:t>
+            </w:r>
+          </w:p>
+        </w:tc>
+      </w:tr>
+      <w:tr>
+        <w:tc>
+          <w:tcPr>
+            <w:tcW w:type="dxa" w:w="5128"/>
+          </w:tcPr>
+          <w:p>
+            <w:r>
+              <w:t>Средняя продолжительность сна</w:t>
+            </w:r>
+          </w:p>
+        </w:tc>
+        <w:tc>
+          <w:tcPr>
+            <w:tcW w:type="dxa" w:w="5128"/>
+          </w:tcPr>
+          <w:p>
+            <w:r>
+              <w:t>7.25</w:t>
+            </w:r>
+          </w:p>
+        </w:tc>
+      </w:tr>
+      <w:tr>
+        <w:tc>
+          <w:tcPr>
+            <w:tcW w:type="dxa" w:w="5128"/>
+          </w:tcPr>
+          <w:p>
+            <w:r>
+              <w:t>Пол</w:t>
+            </w:r>
+          </w:p>
+        </w:tc>
+        <w:tc>
+          <w:tcPr>
+            <w:tcW w:type="dxa" w:w="5128"/>
+          </w:tcPr>
+          <w:p>
+            <w:r>
+              <w:t>женский: 2; мужской: 1; предпочитаю не указывать: 1</w:t>
+            </w:r>
+          </w:p>
+        </w:tc>
+      </w:tr>
+      <w:tr>
+        <w:tc>
+          <w:tcPr>
+            <w:tcW w:type="dxa" w:w="5128"/>
+          </w:tcPr>
+          <w:p>
+            <w:r>
+              <w:t>Эмоциональное напряжение</w:t>
+            </w:r>
+          </w:p>
+        </w:tc>
+        <w:tc>
+          <w:tcPr>
+            <w:tcW w:type="dxa" w:w="5128"/>
+          </w:tcPr>
+          <w:p>
+            <w:r>
+              <w:t>иногда: 3; часто: 1</w:t>
+            </w:r>
+          </w:p>
+        </w:tc>
+      </w:tr>
+      <w:tr>
+        <w:tc>
+          <w:tcPr>
+            <w:tcW w:type="dxa" w:w="5128"/>
+          </w:tcPr>
+          <w:p>
+            <w:r>
+              <w:t>Источники стресса</w:t>
+            </w:r>
+          </w:p>
+        </w:tc>
+        <w:tc>
+          <w:tcPr>
+            <w:tcW w:type="dxa" w:w="5128"/>
+          </w:tcPr>
+          <w:p>
+            <w:r>
+              <w:t>учеба: 3; общение: 2; работа: 1; семья: 1; здоровье: 1</w:t>
+            </w:r>
+          </w:p>
+        </w:tc>
+      </w:tr>
+      <w:tr>
+        <w:tc>
+          <w:tcPr>
+            <w:tcW w:type="dxa" w:w="5128"/>
+          </w:tcPr>
+          <w:p>
+            <w:r>
+              <w:t>Удобные форматы помощи</w:t>
+            </w:r>
+          </w:p>
+        </w:tc>
+        <w:tc>
+          <w:tcPr>
+            <w:tcW w:type="dxa" w:w="5128"/>
+          </w:tcPr>
+          <w:p>
+            <w:r>
+              <w:t>очная консультация: 2; онлайн-консультация: 2; групповая встреча: 1</w:t>
+            </w:r>
+          </w:p>
+        </w:tc>
+      </w:tr>
+      <w:tr>
+        <w:tc>
+          <w:tcPr>
+            <w:tcW w:type="dxa" w:w="5128"/>
+          </w:tcPr>
+          <w:p>
+            <w:r>
+              <w:t>Готовность к индивидуальной консультации</w:t>
+            </w:r>
+          </w:p>
+        </w:tc>
+        <w:tc>
+          <w:tcPr>
+            <w:tcW w:type="dxa" w:w="5128"/>
+          </w:tcPr>
+          <w:p>
+            <w:r>
+              <w:t>да: 3; возможно: 1</w:t>
+            </w:r>
+          </w:p>
+        </w:tc>
+      </w:tr>
+    </w:tbl>
+    <w:p>
+      <w:pPr>
+        <w:pStyle w:val="Heading1"/>
+      </w:pPr>
+      <w:r>
+        <w:t>Сводка реальных ответов теста тревожности</w:t>
+      </w:r>
+    </w:p>
+    <w:tbl>
+      <w:tblPr>
+        <w:tblStyle w:val="TableGrid"/>
+        <w:tblW w:type="auto" w:w="0"/>
+        <w:tblLook w:firstColumn="1" w:firstRow="1" w:lastColumn="0" w:lastRow="0" w:noHBand="0" w:noVBand="1" w:val="04A0"/>
+      </w:tblPr>
+      <w:tblGrid>
+        <w:gridCol w:w="5128"/>
+        <w:gridCol w:w="5128"/>
+      </w:tblGrid>
+      <w:tr>
+        <w:tc>
+          <w:tcPr>
+            <w:tcW w:type="dxa" w:w="5128"/>
+          </w:tcPr>
+          <w:p>
+            <w:r>
+              <w:t>Показатель</w:t>
+            </w:r>
+          </w:p>
+        </w:tc>
+        <w:tc>
+          <w:tcPr>
+            <w:tcW w:type="dxa" w:w="5128"/>
+          </w:tcPr>
+          <w:p>
+            <w:r>
+              <w:t>Значение</w:t>
+            </w:r>
+          </w:p>
+        </w:tc>
+      </w:tr>
+      <w:tr>
+        <w:tc>
+          <w:tcPr>
+            <w:tcW w:type="dxa" w:w="5128"/>
+          </w:tcPr>
+          <w:p>
+            <w:r>
+              <w:t>Респондент 1</w:t>
+            </w:r>
+          </w:p>
+        </w:tc>
+        <w:tc>
+          <w:tcPr>
+            <w:tcW w:type="dxa" w:w="5128"/>
+          </w:tcPr>
+          <w:p>
+            <w:r>
+              <w:t>18 баллов; контроль 2; средний уровень тревоги с тенденцией к высокому</w:t>
+            </w:r>
+          </w:p>
+        </w:tc>
+      </w:tr>
+      <w:tr>
+        <w:tc>
+          <w:tcPr>
+            <w:tcW w:type="dxa" w:w="5128"/>
+          </w:tcPr>
+          <w:p>
+            <w:r>
+              <w:t>Респондент 2</w:t>
+            </w:r>
+          </w:p>
+        </w:tc>
+        <w:tc>
+          <w:tcPr>
+            <w:tcW w:type="dxa" w:w="5128"/>
+          </w:tcPr>
+          <w:p>
+            <w:r>
+              <w:t>31 балл; контроль 4; высокий уровень тревоги</w:t>
+            </w:r>
+          </w:p>
+        </w:tc>
+      </w:tr>
+      <w:tr>
+        <w:tc>
+          <w:tcPr>
+            <w:tcW w:type="dxa" w:w="5128"/>
+          </w:tcPr>
+          <w:p>
+            <w:r>
+              <w:t>Респондент 3</w:t>
+            </w:r>
+          </w:p>
+        </w:tc>
+        <w:tc>
+          <w:tcPr>
+            <w:tcW w:type="dxa" w:w="5128"/>
+          </w:tcPr>
+          <w:p>
+            <w:r>
+              <w:t>29 баллов; контроль 6; высокий уровень тревоги; результаты могут быть недостоверными</w:t>
+            </w:r>
+          </w:p>
+        </w:tc>
+      </w:tr>
+    </w:tbl>
     <w:sectPr>
       <w:pgSz w:w="12240" w:h="15840"/>
       <w:pgMar w:top="1020" w:right="850" w:bottom="1020" w:left="1134" w:header="720" w:footer="720" w:gutter="0"/>

--- a/Психологический_центр_готово/01_Лабораторная_1_Сетевое_анкетирование/Лабораторная1_Отчет_сетевое_анкетирование.docx
+++ b/Психологический_центр_готово/01_Лабораторная_1_Сетевое_анкетирование/Лабораторная1_Отчет_сетевое_анкетирование.docx
@@ -47,7 +47,7 @@
         <w:jc w:val="right"/>
       </w:pPr>
       <w:r>
-        <w:t>Выполнил(а): [ФИО]</w:t>
+        <w:t>Выполнил(а): Е.Г. Пантелеева</w:t>
       </w:r>
     </w:p>
     <w:p>
@@ -55,7 +55,7 @@
         <w:jc w:val="right"/>
       </w:pPr>
       <w:r>
-        <w:t>Группа: [Группа]</w:t>
+        <w:t>Группа: 25П179в</w:t>
       </w:r>
     </w:p>
     <w:p>

--- a/Психологический_центр_готово/01_Лабораторная_1_Сетевое_анкетирование/Лабораторная1_Отчет_сетевое_анкетирование.docx
+++ b/Психологический_центр_готово/01_Лабораторная_1_Сетевое_анкетирование/Лабораторная1_Отчет_сетевое_анкетирование.docx
@@ -3194,7 +3194,7 @@
           </w:tcPr>
           <w:p>
             <w:r>
-              <w:t>Возраст</w:t>
+              <w:t>Отметка времени</w:t>
             </w:r>
           </w:p>
         </w:tc>
@@ -3206,7 +3206,7 @@
           </w:tcPr>
           <w:p>
             <w:r>
-              <w:t>Пол</w:t>
+              <w:t>Баллы</w:t>
             </w:r>
           </w:p>
         </w:tc>
@@ -3218,7 +3218,7 @@
           </w:tcPr>
           <w:p>
             <w:r>
-              <w:t>Баллы</w:t>
+              <w:t>Контроль</w:t>
             </w:r>
           </w:p>
         </w:tc>
@@ -3230,7 +3230,7 @@
           </w:tcPr>
           <w:p>
             <w:r>
-              <w:t>Ложь</w:t>
+              <w:t>Интерпретация</w:t>
             </w:r>
           </w:p>
         </w:tc>
@@ -3242,7 +3242,7 @@
           </w:tcPr>
           <w:p>
             <w:r>
-              <w:t>Интерпретация</w:t>
+              <w:t>Примечание</w:t>
             </w:r>
           </w:p>
         </w:tc>
@@ -3266,7 +3266,7 @@
           </w:tcPr>
           <w:p>
             <w:r>
-              <w:t>19</w:t>
+              <w:t>07.05.2026 00:55</w:t>
             </w:r>
           </w:p>
         </w:tc>
@@ -3277,7 +3277,7 @@
           </w:tcPr>
           <w:p>
             <w:r>
-              <w:t>женский</w:t>
+              <w:t>18</w:t>
             </w:r>
           </w:p>
         </w:tc>
@@ -3288,7 +3288,7 @@
           </w:tcPr>
           <w:p>
             <w:r>
-              <w:t>50</w:t>
+              <w:t>2</w:t>
             </w:r>
           </w:p>
         </w:tc>
@@ -3299,7 +3299,7 @@
           </w:tcPr>
           <w:p>
             <w:r>
-              <w:t>2</w:t>
+              <w:t>средний уровень тревоги с тенденцией к высокому</w:t>
             </w:r>
           </w:p>
         </w:tc>
@@ -3310,7 +3310,7 @@
           </w:tcPr>
           <w:p>
             <w:r>
-              <w:t>очень высокий уровень тревоги</w:t>
+              <w:t>результат принят</w:t>
             </w:r>
           </w:p>
         </w:tc>
@@ -3334,7 +3334,7 @@
           </w:tcPr>
           <w:p>
             <w:r>
-              <w:t>22</w:t>
+              <w:t>07.05.2026 02:31</w:t>
             </w:r>
           </w:p>
         </w:tc>
@@ -3345,7 +3345,7 @@
           </w:tcPr>
           <w:p>
             <w:r>
-              <w:t>мужской</w:t>
+              <w:t>31</w:t>
             </w:r>
           </w:p>
         </w:tc>
@@ -3356,7 +3356,7 @@
           </w:tcPr>
           <w:p>
             <w:r>
-              <w:t>26</w:t>
+              <w:t>4</w:t>
             </w:r>
           </w:p>
         </w:tc>
@@ -3367,7 +3367,7 @@
           </w:tcPr>
           <w:p>
             <w:r>
-              <w:t>0</w:t>
+              <w:t>высокий уровень тревоги</w:t>
             </w:r>
           </w:p>
         </w:tc>
@@ -3378,7 +3378,7 @@
           </w:tcPr>
           <w:p>
             <w:r>
-              <w:t>высокий уровень тревоги</w:t>
+              <w:t>результат принят</w:t>
             </w:r>
           </w:p>
         </w:tc>
@@ -3402,7 +3402,7 @@
           </w:tcPr>
           <w:p>
             <w:r>
-              <w:t>20</w:t>
+              <w:t>07.05.2026 02:39</w:t>
             </w:r>
           </w:p>
         </w:tc>
@@ -3413,7 +3413,7 @@
           </w:tcPr>
           <w:p>
             <w:r>
-              <w:t>женский</w:t>
+              <w:t>29</w:t>
             </w:r>
           </w:p>
         </w:tc>
@@ -3424,7 +3424,7 @@
           </w:tcPr>
           <w:p>
             <w:r>
-              <w:t>7</w:t>
+              <w:t>6</w:t>
             </w:r>
           </w:p>
         </w:tc>
@@ -3435,7 +3435,7 @@
           </w:tcPr>
           <w:p>
             <w:r>
-              <w:t>2</w:t>
+              <w:t>высокий уровень тревоги</w:t>
             </w:r>
           </w:p>
         </w:tc>
@@ -3446,7 +3446,7 @@
           </w:tcPr>
           <w:p>
             <w:r>
-              <w:t>средний уровень тревоги с тенденцией к низкому</w:t>
+              <w:t>результат может быть недостоверным</w:t>
             </w:r>
           </w:p>
         </w:tc>
@@ -4195,7 +4195,7 @@
           </w:tcPr>
           <w:p>
             <w:r>
-              <w:t>19</w:t>
+              <w:t>18</w:t>
             </w:r>
           </w:p>
         </w:tc>
@@ -4217,7 +4217,7 @@
           </w:tcPr>
           <w:p>
             <w:r>
-              <w:t>4 из 5</w:t>
+              <w:t>3 из 5</w:t>
             </w:r>
           </w:p>
         </w:tc>
@@ -4228,7 +4228,7 @@
           </w:tcPr>
           <w:p>
             <w:r>
-              <w:t>возможно</w:t>
+              <w:t>да</w:t>
             </w:r>
           </w:p>
         </w:tc>
@@ -4252,7 +4252,7 @@
           </w:tcPr>
           <w:p>
             <w:r>
-              <w:t>22</w:t>
+              <w:t>18</w:t>
             </w:r>
           </w:p>
         </w:tc>
@@ -4274,7 +4274,7 @@
           </w:tcPr>
           <w:p>
             <w:r>
-              <w:t>3 из 5</w:t>
+              <w:t>4 из 5</w:t>
             </w:r>
           </w:p>
         </w:tc>
@@ -4309,6 +4309,61 @@
           </w:tcPr>
           <w:p>
             <w:r>
+              <w:t>19</w:t>
+            </w:r>
+          </w:p>
+        </w:tc>
+        <w:tc>
+          <w:tcPr>
+            <w:tcW w:type="dxa" w:w="2051"/>
+            <w:vAlign w:val="center"/>
+          </w:tcPr>
+          <w:p>
+            <w:r>
+              <w:t>женский</w:t>
+            </w:r>
+          </w:p>
+        </w:tc>
+        <w:tc>
+          <w:tcPr>
+            <w:tcW w:type="dxa" w:w="2051"/>
+            <w:vAlign w:val="center"/>
+          </w:tcPr>
+          <w:p>
+            <w:r>
+              <w:t>2 из 5</w:t>
+            </w:r>
+          </w:p>
+        </w:tc>
+        <w:tc>
+          <w:tcPr>
+            <w:tcW w:type="dxa" w:w="2051"/>
+            <w:vAlign w:val="center"/>
+          </w:tcPr>
+          <w:p>
+            <w:r>
+              <w:t>возможно</w:t>
+            </w:r>
+          </w:p>
+        </w:tc>
+      </w:tr>
+      <w:tr>
+        <w:tc>
+          <w:tcPr>
+            <w:tcW w:type="dxa" w:w="2051"/>
+          </w:tcPr>
+          <w:p>
+            <w:r>
+              <w:t>Респондент 4</w:t>
+            </w:r>
+          </w:p>
+        </w:tc>
+        <w:tc>
+          <w:tcPr>
+            <w:tcW w:type="dxa" w:w="2051"/>
+          </w:tcPr>
+          <w:p>
+            <w:r>
               <w:t>20</w:t>
             </w:r>
           </w:p>
@@ -4316,33 +4371,30 @@
         <w:tc>
           <w:tcPr>
             <w:tcW w:type="dxa" w:w="2051"/>
-            <w:vAlign w:val="center"/>
-          </w:tcPr>
-          <w:p>
-            <w:r>
-              <w:t>женский</w:t>
+          </w:tcPr>
+          <w:p>
+            <w:r>
+              <w:t>предпочитаю не указывать</w:t>
             </w:r>
           </w:p>
         </w:tc>
         <w:tc>
           <w:tcPr>
             <w:tcW w:type="dxa" w:w="2051"/>
-            <w:vAlign w:val="center"/>
-          </w:tcPr>
-          <w:p>
-            <w:r>
-              <w:t>5 из 5</w:t>
+          </w:tcPr>
+          <w:p>
+            <w:r>
+              <w:t>2 из 5</w:t>
             </w:r>
           </w:p>
         </w:tc>
         <w:tc>
           <w:tcPr>
             <w:tcW w:type="dxa" w:w="2051"/>
-            <w:vAlign w:val="center"/>
-          </w:tcPr>
-          <w:p>
-            <w:r>
-              <w:t>нет</w:t>
+          </w:tcPr>
+          <w:p>
+            <w:r>
+              <w:t>да</w:t>
             </w:r>
           </w:p>
         </w:tc>
@@ -4363,7 +4415,7 @@
     </w:p>
     <w:p>
       <w:r>
-        <w:t>Сетевые анкеты подготовлены для публикации в Google Forms. Формы опубликованы, получены реальные ответы и экспортированы таблицы результатов в формате XLSX.</w:t>
+        <w:t>Сетевые анкеты созданы и опубликованы в Google Forms. Получены реальные ответы: 4 ответа по собственной анкете и 3 ответа по тесту тревожности; результаты экспортированы и обработаны в формате XLSX.</w:t>
       </w:r>
     </w:p>
     <w:p>
